--- a/downloads/student/ai-4-week-18.docx
+++ b/downloads/student/ai-4-week-18.docx
@@ -1736,6 +1736,16 @@
     <w:p>
       <w:r>
         <w:t>A slice difference suggests investigation; it does not establish a causal lighting explanation by itself.</w:t>
+      </w:r>
+    </w:p>
+    <w:p>
+      <w:r>
+        <w:t>Read the labelled picture: What evidence would support the claim that a change helps fresh dim-light images? Point to the relevant step in the picture, then write the changed result and the rule or evidence that supports it.</w:t>
+      </w:r>
+    </w:p>
+    <w:p>
+      <w:r>
+        <w:t>Change one thing: Dim errors fall to1/6 in a later same-case replay. Predict the result before checking the explanation. What remains the same?</w:t>
       </w:r>
     </w:p>
     <w:p>
@@ -3525,6 +3535,187 @@
     <w:p>
       <w:r>
         <w:t>Attempt the independent case before hints. Record whether you worked alone, used a hint or followed a model. After feedback, fix the first unsupported step and explain why it changed. A later check uses a changed case, not a copied answer.</w:t>
+      </w:r>
+    </w:p>
+    <w:p>
+      <w:pPr>
+        <w:pStyle w:val="Heading1"/>
+      </w:pPr>
+      <w:r>
+        <w:t>15. Your lesson route</w:t>
+      </w:r>
+    </w:p>
+    <w:p>
+      <w:r>
+        <w:t>Start with this question: Find an error cluster before choosing a controlled follow-up.</w:t>
+      </w:r>
+    </w:p>
+    <w:tbl>
+      <w:tblPr>
+        <w:tblStyle w:val="LightShading-Accent1"/>
+        <w:tblW w:type="auto" w:w="0"/>
+        <w:tblLook w:firstColumn="1" w:firstRow="1" w:lastColumn="0" w:lastRow="0" w:noHBand="0" w:noVBand="1" w:val="04A0"/>
+      </w:tblPr>
+      <w:tblGrid>
+        <w:gridCol w:w="5112"/>
+        <w:gridCol w:w="5112"/>
+      </w:tblGrid>
+      <w:tr>
+        <w:trPr>
+          <w:tblHeader/>
+        </w:trPr>
+        <w:tc>
+          <w:tcPr>
+            <w:tcW w:type="dxa" w:w="5112"/>
+          </w:tcPr>
+          <w:p>
+            <w:r>
+              <w:t>By the end, I can</w:t>
+            </w:r>
+          </w:p>
+        </w:tc>
+        <w:tc>
+          <w:tcPr>
+            <w:tcW w:type="dxa" w:w="5112"/>
+          </w:tcPr>
+          <w:p>
+            <w:r>
+              <w:t>How I will show it</w:t>
+            </w:r>
+          </w:p>
+        </w:tc>
+      </w:tr>
+      <w:tr>
+        <w:tc>
+          <w:tcPr>
+            <w:tcW w:type="dxa" w:w="5112"/>
+          </w:tcPr>
+          <w:p>
+            <w:r>
+              <w:t>Categorize development errors using evidence</w:t>
+            </w:r>
+          </w:p>
+        </w:tc>
+        <w:tc>
+          <w:tcPr>
+            <w:tcW w:type="dxa" w:w="5112"/>
+          </w:tcPr>
+          <w:p>
+            <w:r>
+              <w:t>Explain the deciding step, show a trace or test, and state one limit.</w:t>
+            </w:r>
+          </w:p>
+        </w:tc>
+      </w:tr>
+      <w:tr>
+        <w:tc>
+          <w:tcPr>
+            <w:tcW w:type="dxa" w:w="5112"/>
+          </w:tcPr>
+          <w:p>
+            <w:r>
+              <w:t>Design a controlled change with a stated hypothesis</w:t>
+            </w:r>
+          </w:p>
+        </w:tc>
+        <w:tc>
+          <w:tcPr>
+            <w:tcW w:type="dxa" w:w="5112"/>
+          </w:tcPr>
+          <w:p>
+            <w:r>
+              <w:t>Explain the deciding step, show a trace or test, and state one limit.</w:t>
+            </w:r>
+          </w:p>
+        </w:tc>
+      </w:tr>
+      <w:tr>
+        <w:tc>
+          <w:tcPr>
+            <w:tcW w:type="dxa" w:w="5112"/>
+          </w:tcPr>
+          <w:p>
+            <w:r>
+              <w:t>Preserve failures and test boundaries</w:t>
+            </w:r>
+          </w:p>
+        </w:tc>
+        <w:tc>
+          <w:tcPr>
+            <w:tcW w:type="dxa" w:w="5112"/>
+          </w:tcPr>
+          <w:p>
+            <w:r>
+              <w:t>Explain the deciding step, show a trace or test, and state one limit.</w:t>
+            </w:r>
+          </w:p>
+        </w:tc>
+      </w:tr>
+    </w:tbl>
+    <w:p>
+      <w:r>
+        <w:t>Remember → watch and explain → try with help → investigate → try independently → keep project evidence. Your teacher may spread this lesson across several classes.</w:t>
+      </w:r>
+    </w:p>
+    <w:p>
+      <w:r>
+        <w:t>Keep your first prediction. Compare it with what the evidence shows and explain any change.</w:t>
+      </w:r>
+    </w:p>
+    <w:p>
+      <w:pPr>
+        <w:pStyle w:val="Heading1"/>
+      </w:pPr>
+      <w:r>
+        <w:t>16. Finish and return</w:t>
+      </w:r>
+    </w:p>
+    <w:p>
+      <w:r>
+        <w:t>Close your notes. Explain this goal in your own words: Categorize development errors using evidence</w:t>
+      </w:r>
+    </w:p>
+    <w:p>
+      <w:pPr>
+        <w:pStyle w:val="Heading3"/>
+      </w:pPr>
+      <w:r>
+        <w:t>My deciding step, evidence and one remaining question</w:t>
+      </w:r>
+    </w:p>
+    <w:p>
+      <w:r>
+        <w:t>________________________________________________________________</w:t>
+      </w:r>
+    </w:p>
+    <w:p>
+      <w:r>
+        <w:t>________________________________________________________________</w:t>
+      </w:r>
+    </w:p>
+    <w:p>
+      <w:r>
+        <w:t>________________________________________________________________</w:t>
+      </w:r>
+    </w:p>
+    <w:p>
+      <w:r>
+        <w:t>________________________________________________________________</w:t>
+      </w:r>
+    </w:p>
+    <w:p>
+      <w:r>
+        <w:t>________________________________________________________________</w:t>
+      </w:r>
+    </w:p>
+    <w:p>
+      <w:r>
+        <w:t>If you are unsure, return to the worked picture and explain one arrow. If you are ready, change an input or assumption and justify your prediction.</w:t>
+      </w:r>
+    </w:p>
+    <w:p>
+      <w:r>
+        <w:t>Save your workbook evidence. At the next review, try a different case before opening your old answer.</w:t>
       </w:r>
     </w:p>
     <w:sectPr>

--- a/downloads/student/ai-4-week-18.docx
+++ b/downloads/student/ai-4-week-18.docx
@@ -3716,6 +3716,215 @@
     <w:p>
       <w:r>
         <w:t>Save your workbook evidence. At the next review, try a different case before opening your old answer.</w:t>
+      </w:r>
+    </w:p>
+    <w:p>
+      <w:pPr>
+        <w:pStyle w:val="Heading1"/>
+      </w:pPr>
+      <w:r>
+        <w:t>17. Supported practice, repair and portfolio</w:t>
+      </w:r>
+    </w:p>
+    <w:p>
+      <w:r>
+        <w:t>Use this supported practice once, in the browser or on paper. Keep the reserved independent assessment for a separate first attempt before teacher feedback.</w:t>
+      </w:r>
+    </w:p>
+    <w:p>
+      <w:r>
+        <w:t>Find an error cluster before choosing a controlled follow-up.</w:t>
+      </w:r>
+    </w:p>
+    <w:p>
+      <w:pPr>
+        <w:pStyle w:val="Heading3"/>
+      </w:pPr>
+      <w:r>
+        <w:t>Practice 1: explain the deciding evidence</w:t>
+      </w:r>
+    </w:p>
+    <w:p>
+      <w:r>
+        <w:t>Which labelled step matches this detail? Photograph the same approved toy scene in bright and dim conditions; hold device and framing fixed.</w:t>
+      </w:r>
+    </w:p>
+    <w:p>
+      <w:r>
+        <w:t>1. Plan controlled pair</w:t>
+      </w:r>
+    </w:p>
+    <w:p>
+      <w:r>
+        <w:t>2. Compute slice errors</w:t>
+      </w:r>
+    </w:p>
+    <w:p>
+      <w:r>
+        <w:t>3. Inspect dim failures</w:t>
+      </w:r>
+    </w:p>
+    <w:p>
+      <w:pPr>
+        <w:pStyle w:val="Heading3"/>
+      </w:pPr>
+      <w:r>
+        <w:t>My selected conclusion, deciding fact and explanation</w:t>
+      </w:r>
+    </w:p>
+    <w:p>
+      <w:r>
+        <w:t>________________________________________________________________</w:t>
+      </w:r>
+    </w:p>
+    <w:p>
+      <w:r>
+        <w:t>________________________________________________________________</w:t>
+      </w:r>
+    </w:p>
+    <w:p>
+      <w:r>
+        <w:t>________________________________________________________________</w:t>
+      </w:r>
+    </w:p>
+    <w:p>
+      <w:r>
+        <w:t>________________________________________________________________</w:t>
+      </w:r>
+    </w:p>
+    <w:p>
+      <w:r>
+        <w:t>________________________________________________________________</w:t>
+      </w:r>
+    </w:p>
+    <w:p>
+      <w:r>
+        <w:t>Hint if needed: Read the steps in the pictorial case. Match the supplied detail to the stage that performs or records it.</w:t>
+      </w:r>
+    </w:p>
+    <w:p>
+      <w:r>
+        <w:t>After your attempt, compare with the supported explanation: Plan controlled pair Photograph the same approved toy scene in bright and dim conditions; hold device and framing fixed. Read the picture in order. Photograph the same approved toy scene in bright and dim conditions; hold device and framing fixed. The arrows show which recorded input or intermediate result each decision uses. Explain the deciding step aloud before checking the changed case; pointing to the final answer alone does not show how it follows.</w:t>
+      </w:r>
+    </w:p>
+    <w:p>
+      <w:pPr>
+        <w:pStyle w:val="Heading3"/>
+      </w:pPr>
+      <w:r>
+        <w:t>Practice 2: explain the deciding evidence</w:t>
+      </w:r>
+    </w:p>
+    <w:p>
+      <w:r>
+        <w:t>Changed-case practice: Dim errors fall to1/6 in a later same-case replay. Which conclusion is supported by the supplied facts?</w:t>
+      </w:r>
+    </w:p>
+    <w:p>
+      <w:r>
+        <w:t>1. The replay’s dim error rate is 16.7%; it is development evidence if those cases guided the revision.</w:t>
+      </w:r>
+    </w:p>
+    <w:p>
+      <w:r>
+        <w:t>2. We can decide the result without examining the changed input or the procedure.</w:t>
+      </w:r>
+    </w:p>
+    <w:p>
+      <w:r>
+        <w:t>3. This one example guarantees correct results for every future input.</w:t>
+      </w:r>
+    </w:p>
+    <w:p>
+      <w:pPr>
+        <w:pStyle w:val="Heading3"/>
+      </w:pPr>
+      <w:r>
+        <w:t>My selected conclusion, deciding fact and explanation</w:t>
+      </w:r>
+    </w:p>
+    <w:p>
+      <w:r>
+        <w:t>________________________________________________________________</w:t>
+      </w:r>
+    </w:p>
+    <w:p>
+      <w:r>
+        <w:t>________________________________________________________________</w:t>
+      </w:r>
+    </w:p>
+    <w:p>
+      <w:r>
+        <w:t>________________________________________________________________</w:t>
+      </w:r>
+    </w:p>
+    <w:p>
+      <w:r>
+        <w:t>________________________________________________________________</w:t>
+      </w:r>
+    </w:p>
+    <w:p>
+      <w:r>
+        <w:t>________________________________________________________________</w:t>
+      </w:r>
+    </w:p>
+    <w:p>
+      <w:r>
+        <w:t>Hint if needed: Use the changed condition and the deciding step in the pictorial trace. The answer must say what follows from those facts.</w:t>
+      </w:r>
+    </w:p>
+    <w:p>
+      <w:r>
+        <w:t>After your attempt, compare with the supported explanation: The replay’s dim error rate is 16.7%; it is development evidence if those cases guided the revision. Observed improvement on reused cases is not an untouched final generalisation test.</w:t>
+      </w:r>
+    </w:p>
+    <w:p>
+      <w:pPr>
+        <w:pStyle w:val="Heading3"/>
+      </w:pPr>
+      <w:r>
+        <w:t>Repair a missing building block</w:t>
+      </w:r>
+    </w:p>
+    <w:p>
+      <w:r>
+        <w:t>Review Precision and Recall (ai-4/17). Goal: Choose the denominator that answers the question. Short practice: Were the original precision and recall denominators the same? Point to the relevant step in the picture, then write the changed result and the rule or evidence that supports it.. Return to this week and explain what you changed.</w:t>
+      </w:r>
+    </w:p>
+    <w:p>
+      <w:r>
+        <w:t>Review Confusion Matrix (ai-4/15). Goal: Build a labelled confusion matrix from matched reference and prediction pairs. Short practice: Why is adding TP alone without reducing FN an incorrect revision? Point to the relevant step in the picture, then write the changed result and the rule or evidence that supports it.. Return to this week and explain what you changed.</w:t>
+      </w:r>
+    </w:p>
+    <w:p>
+      <w:r>
+        <w:t>Review Nearest Neighbors (ai-4/12). Goal: Compute absolute distances and rank training neighbours. Short practice: Why is the k=1 outcome at length5 not uniquely determined without a tie rule? Point to the relevant step in the picture, then write the changed result and the rule or evidence that supports it.. Return to this week and explain what you changed.</w:t>
+      </w:r>
+    </w:p>
+    <w:p>
+      <w:pPr>
+        <w:pStyle w:val="Heading3"/>
+      </w:pPr>
+      <w:r>
+        <w:t>Predict, run and debug</w:t>
+      </w:r>
+    </w:p>
+    <w:p>
+      <w:r>
+        <w:t>The browser lab lets you edit the supported Python examples already included in this lesson. Predict first, run, inspect the actual output or error, change one input, then run again. Keep code, predictions, actual results and a reasoned revision together. On paper, label your result as a trace rather than an execution.</w:t>
+      </w:r>
+    </w:p>
+    <w:p>
+      <w:pPr>
+        <w:pStyle w:val="Heading3"/>
+      </w:pPr>
+      <w:r>
+        <w:t>Keep your completed work</w:t>
+      </w:r>
+    </w:p>
+    <w:p>
+      <w:r>
+        <w:t>Use Download completed work in the hosted lesson to export your answers, reflections, practice feedback and code-run evidence. Open the HTML copy to read or print it. Drafts stay in this browser when storage is available; clear drafts on a shared device.</w:t>
       </w:r>
     </w:p>
     <w:sectPr>

--- a/downloads/student/ai-4-week-18.docx
+++ b/downloads/student/ai-4-week-18.docx
@@ -42,6 +42,11 @@
       </w:r>
     </w:p>
     <w:p>
+      <w:r>
+        <w:t>Start with the target: Categorize development errors using evidence. Try the recall before opening notes.</w:t>
+      </w:r>
+    </w:p>
+    <w:p>
       <w:pPr>
         <w:pStyle w:val="Heading3"/>
       </w:pPr>
@@ -50,17 +55,59 @@
       </w:r>
     </w:p>
     <w:p>
-      <w:r>
-        <w:t>I can categorize development errors using evidence.</w:t>
-      </w:r>
-    </w:p>
-    <w:p>
-      <w:r>
-        <w:t>I can design a controlled change with a stated hypothesis.</w:t>
-      </w:r>
-    </w:p>
-    <w:p>
-      <w:r>
+      <w:pPr>
+        <w:spacing w:line="336" w:lineRule="auto" w:after="180"/>
+      </w:pPr>
+      <w:r>
+        <w:rPr>
+          <w:b w:val="0"/>
+        </w:rPr>
+        <w:t xml:space="preserve">I can categorize development errors using </w:t>
+      </w:r>
+      <w:r>
+        <w:rPr>
+          <w:b/>
+        </w:rPr>
+        <w:t>evidence</w:t>
+      </w:r>
+      <w:r>
+        <w:rPr>
+          <w:b w:val="0"/>
+        </w:rPr>
+        <w:t>.</w:t>
+      </w:r>
+    </w:p>
+    <w:p>
+      <w:pPr>
+        <w:spacing w:line="336" w:lineRule="auto" w:after="180"/>
+      </w:pPr>
+      <w:r>
+        <w:rPr>
+          <w:b w:val="0"/>
+        </w:rPr>
+        <w:t xml:space="preserve">I can design a controlled change with a stated </w:t>
+      </w:r>
+      <w:r>
+        <w:rPr>
+          <w:b/>
+        </w:rPr>
+        <w:t>hypothesis</w:t>
+      </w:r>
+      <w:r>
+        <w:rPr>
+          <w:b w:val="0"/>
+        </w:rPr>
+        <w:t>.</w:t>
+      </w:r>
+    </w:p>
+    <w:p>
+      <w:pPr>
+        <w:spacing w:line="336" w:lineRule="auto" w:after="180"/>
+      </w:pPr>
+      <w:r>
+        <w:rPr>
+          <w:b w:val="0"/>
+        </w:rPr>
         <w:t>I can preserve failures and test boundaries.</w:t>
       </w:r>
     </w:p>
@@ -73,32 +120,80 @@
       </w:r>
     </w:p>
     <w:p>
-      <w:r>
+      <w:pPr>
+        <w:spacing w:line="336" w:lineRule="auto" w:after="180"/>
+      </w:pPr>
+      <w:r>
+        <w:rPr>
+          <w:b w:val="0"/>
+        </w:rPr>
         <w:t>Close your notes first. A rough first answer helps us choose the right starting point; it is not a score for your ability.</w:t>
       </w:r>
     </w:p>
     <w:p>
-      <w:r>
+      <w:pPr>
+        <w:spacing w:line="336" w:lineRule="auto" w:after="180"/>
+      </w:pPr>
+      <w:r>
+        <w:rPr>
+          <w:b w:val="0"/>
+        </w:rPr>
         <w:t>Without opening the old lesson, explain one key idea from Precision and Recall. Give an example and a mistake that the idea helps you avoid.</w:t>
       </w:r>
     </w:p>
     <w:p>
-      <w:r>
+      <w:pPr>
+        <w:spacing w:line="336" w:lineRule="auto" w:after="180"/>
+      </w:pPr>
+      <w:r>
+        <w:rPr>
+          <w:b w:val="0"/>
+        </w:rPr>
         <w:t>Without opening the old lesson, explain one key idea from Confusion Matrix. Give an example and a mistake that the idea helps you avoid.</w:t>
       </w:r>
     </w:p>
     <w:p>
-      <w:r>
+      <w:pPr>
+        <w:spacing w:line="336" w:lineRule="auto" w:after="180"/>
+      </w:pPr>
+      <w:r>
+        <w:rPr>
+          <w:b w:val="0"/>
+        </w:rPr>
         <w:t>Without opening the old lesson, explain one key idea from Nearest Neighbors. Give an example and a mistake that the idea helps you avoid.</w:t>
       </w:r>
     </w:p>
     <w:p>
-      <w:r>
-        <w:t>After trying, check the relevant lesson or ask your teacher. Change the part of your explanation that the evidence shows was wrong.</w:t>
-      </w:r>
-    </w:p>
-    <w:p>
-      <w:r>
+      <w:pPr>
+        <w:spacing w:line="336" w:lineRule="auto" w:after="180"/>
+      </w:pPr>
+      <w:r>
+        <w:rPr>
+          <w:b w:val="0"/>
+        </w:rPr>
+        <w:t xml:space="preserve">After trying, check the relevant lesson or ask your teacher. Change the part of your explanation that the </w:t>
+      </w:r>
+      <w:r>
+        <w:rPr>
+          <w:b/>
+        </w:rPr>
+        <w:t>evidence</w:t>
+      </w:r>
+      <w:r>
+        <w:rPr>
+          <w:b w:val="0"/>
+        </w:rPr>
+        <w:t xml:space="preserve"> shows was wrong.</w:t>
+      </w:r>
+    </w:p>
+    <w:p>
+      <w:pPr>
+        <w:spacing w:line="336" w:lineRule="auto" w:after="180"/>
+      </w:pPr>
+      <w:r>
+        <w:rPr>
+          <w:b w:val="0"/>
+        </w:rPr>
         <w:t>Grouping errors by observable conditions connects a metric problem to possible data, label, feature, or model causes.</w:t>
       </w:r>
     </w:p>
@@ -139,12 +234,33 @@
       </w:r>
     </w:p>
     <w:p>
-      <w:r>
+      <w:pPr>
+        <w:pStyle w:val="Heading3"/>
+      </w:pPr>
+      <w:r>
+        <w:t>Your target</w:t>
+      </w:r>
+    </w:p>
+    <w:p>
+      <w:pPr>
+        <w:spacing w:line="336" w:lineRule="auto" w:after="180"/>
+        <w:shd w:fill="EDF7F3"/>
+      </w:pPr>
+      <w:r>
+        <w:rPr>
+          <w:b w:val="0"/>
+        </w:rPr>
         <w:t>LEARNING TARGET  A model fails 6/10 backlit and 2/20 front-lit photos. Compute error rates and design a follow-up that tests lighting rather than leaf identity.</w:t>
       </w:r>
     </w:p>
     <w:p>
-      <w:r>
+      <w:pPr>
+        <w:spacing w:line="336" w:lineRule="auto" w:after="180"/>
+      </w:pPr>
+      <w:r>
+        <w:rPr>
+          <w:b w:val="0"/>
+        </w:rPr>
         <w:t>Builder name and experiment date:</w:t>
       </w:r>
     </w:p>
@@ -157,7 +273,14 @@
       </w:r>
     </w:p>
     <w:p>
-      <w:r>
+      <w:pPr>
+        <w:spacing w:line="336" w:lineRule="auto" w:after="180"/>
+        <w:shd w:fill="F5F1FB"/>
+      </w:pPr>
+      <w:r>
+        <w:rPr>
+          <w:b w:val="0"/>
+        </w:rPr>
         <w:t>What does a confusion matrix omit?</w:t>
       </w:r>
     </w:p>
@@ -170,8 +293,26 @@
       </w:r>
     </w:p>
     <w:p>
-      <w:r>
-        <w:t>By the end, I can explain error analysis using a traced example and a stated limitation.</w:t>
+      <w:pPr>
+        <w:spacing w:line="336" w:lineRule="auto" w:after="180"/>
+      </w:pPr>
+      <w:r>
+        <w:rPr>
+          <w:b w:val="0"/>
+        </w:rPr>
+        <w:t xml:space="preserve">By the end, I can explain </w:t>
+      </w:r>
+      <w:r>
+        <w:rPr>
+          <w:b/>
+        </w:rPr>
+        <w:t>error analysis</w:t>
+      </w:r>
+      <w:r>
+        <w:rPr>
+          <w:b w:val="0"/>
+        </w:rPr>
+        <w:t xml:space="preserve"> using a traced example and a stated limitation.</w:t>
       </w:r>
     </w:p>
     <w:p>
@@ -184,6 +325,17 @@
     </w:p>
     <w:p>
       <w:r>
+        <w:t>Investigate the supplied Error Analysis case. Separate observations, given facts and assumptions before choosing an explanation.</w:t>
+      </w:r>
+    </w:p>
+    <w:p>
+      <w:pPr>
+        <w:spacing w:line="336" w:lineRule="auto" w:after="180"/>
+      </w:pPr>
+      <w:r>
+        <w:rPr>
+          <w:b/>
+        </w:rPr>
         <w:t>PICTURE ENTRY</w:t>
       </w:r>
     </w:p>
@@ -196,8 +348,26 @@
       </w:r>
     </w:p>
     <w:p>
-      <w:r>
-        <w:t>Begin with visible evidence; do not explain more than the picture and information support.</w:t>
+      <w:pPr>
+        <w:spacing w:line="336" w:lineRule="auto" w:after="180"/>
+      </w:pPr>
+      <w:r>
+        <w:rPr>
+          <w:b w:val="0"/>
+        </w:rPr>
+        <w:t xml:space="preserve">Begin with visible </w:t>
+      </w:r>
+      <w:r>
+        <w:rPr>
+          <w:b/>
+        </w:rPr>
+        <w:t>evidence</w:t>
+      </w:r>
+      <w:r>
+        <w:rPr>
+          <w:b w:val="0"/>
+        </w:rPr>
+        <w:t>; do not explain more than the picture and information support.</w:t>
       </w:r>
     </w:p>
     <w:p>
@@ -237,33 +407,150 @@
       </w:r>
     </w:p>
     <w:p>
-      <w:r>
-        <w:t>MYSTERY  The team must use error analysis to solve a model-building problem. What information do they have? What important evidence is still missing?</w:t>
-      </w:r>
-    </w:p>
-    <w:p>
-      <w:r>
+      <w:pPr>
+        <w:pStyle w:val="Heading3"/>
+      </w:pPr>
+      <w:r>
+        <w:t>Start with this puzzle</w:t>
+      </w:r>
+    </w:p>
+    <w:p>
+      <w:pPr>
+        <w:spacing w:line="336" w:lineRule="auto" w:after="180"/>
+        <w:shd w:fill="F1F6FC"/>
+      </w:pPr>
+      <w:r>
+        <w:rPr>
+          <w:b w:val="0"/>
+        </w:rPr>
+        <w:t xml:space="preserve">MYSTERY  The team must use </w:t>
+      </w:r>
+      <w:r>
+        <w:rPr>
+          <w:b/>
+        </w:rPr>
+        <w:t>error analysis</w:t>
+      </w:r>
+      <w:r>
+        <w:rPr>
+          <w:b w:val="0"/>
+        </w:rPr>
+        <w:t xml:space="preserve"> to solve a model-building problem. What information do they have? What important </w:t>
+      </w:r>
+      <w:r>
+        <w:rPr>
+          <w:b/>
+        </w:rPr>
+        <w:t>evidence</w:t>
+      </w:r>
+      <w:r>
+        <w:rPr>
+          <w:b w:val="0"/>
+        </w:rPr>
+        <w:t xml:space="preserve"> is still missing?</w:t>
+      </w:r>
+    </w:p>
+    <w:p>
+      <w:pPr>
+        <w:spacing w:line="336" w:lineRule="auto" w:after="180"/>
+      </w:pPr>
+      <w:r>
+        <w:rPr>
+          <w:b w:val="0"/>
+        </w:rPr>
         <w:t>Name three visible details without interpreting them.</w:t>
       </w:r>
     </w:p>
     <w:p>
-      <w:r>
+      <w:pPr>
+        <w:spacing w:line="336" w:lineRule="auto" w:after="180"/>
+      </w:pPr>
+      <w:r>
+        <w:rPr>
+          <w:b w:val="0"/>
+        </w:rPr>
         <w:t>Predict the data, model, or evaluation decision being made.</w:t>
       </w:r>
     </w:p>
     <w:p>
-      <w:r>
+      <w:pPr>
+        <w:spacing w:line="336" w:lineRule="auto" w:after="180"/>
+      </w:pPr>
+      <w:r>
+        <w:rPr>
+          <w:b w:val="0"/>
+        </w:rPr>
         <w:t>Identify one hidden assumption that could change the result.</w:t>
       </w:r>
     </w:p>
     <w:p>
-      <w:r>
-        <w:t>State what evidence would confirm or reject your prediction.</w:t>
-      </w:r>
-    </w:p>
-    <w:p>
-      <w:r>
-        <w:t>My prediction and supporting evidence:</w:t>
+      <w:pPr>
+        <w:spacing w:line="336" w:lineRule="auto" w:after="180"/>
+      </w:pPr>
+      <w:r>
+        <w:rPr>
+          <w:b w:val="0"/>
+        </w:rPr>
+        <w:t xml:space="preserve">State what </w:t>
+      </w:r>
+      <w:r>
+        <w:rPr>
+          <w:b/>
+        </w:rPr>
+        <w:t>evidence</w:t>
+      </w:r>
+      <w:r>
+        <w:rPr>
+          <w:b w:val="0"/>
+        </w:rPr>
+        <w:t xml:space="preserve"> would confirm or reject your </w:t>
+      </w:r>
+      <w:r>
+        <w:rPr>
+          <w:b/>
+        </w:rPr>
+        <w:t>prediction</w:t>
+      </w:r>
+      <w:r>
+        <w:rPr>
+          <w:b w:val="0"/>
+        </w:rPr>
+        <w:t>.</w:t>
+      </w:r>
+    </w:p>
+    <w:p>
+      <w:pPr>
+        <w:spacing w:line="336" w:lineRule="auto" w:after="180"/>
+      </w:pPr>
+      <w:r>
+        <w:rPr>
+          <w:b w:val="0"/>
+        </w:rPr>
+        <w:t xml:space="preserve">My </w:t>
+      </w:r>
+      <w:r>
+        <w:rPr>
+          <w:b/>
+        </w:rPr>
+        <w:t>prediction</w:t>
+      </w:r>
+      <w:r>
+        <w:rPr>
+          <w:b w:val="0"/>
+        </w:rPr>
+        <w:t xml:space="preserve"> and supporting </w:t>
+      </w:r>
+      <w:r>
+        <w:rPr>
+          <w:b/>
+        </w:rPr>
+        <w:t>evidence</w:t>
+      </w:r>
+      <w:r>
+        <w:rPr>
+          <w:b w:val="0"/>
+        </w:rPr>
+        <w:t>:</w:t>
       </w:r>
     </w:p>
     <w:p>
@@ -275,13 +562,101 @@
       </w:r>
     </w:p>
     <w:p>
-      <w:r>
-        <w:t>Error analysis begins with prediction IDs and reference labels. Inspect features, collection conditions and the labelling policy. Do not assume every surprising prediction proves the reference is wrong. Use development errors to propose a change and specify what outcome would support the explanation.</w:t>
-      </w:r>
-    </w:p>
-    <w:p>
-      <w:r>
-        <w:t>Use fictional classroom data throughout this investigation. Keep the task, units, reference labels and data split visible as you reason. Earlier weeks supplied the model-building process; this week examines error analysis and controlled follow-up.</w:t>
+      <w:pPr>
+        <w:spacing w:line="336" w:lineRule="auto" w:after="180"/>
+      </w:pPr>
+      <w:r>
+        <w:rPr>
+          <w:b/>
+        </w:rPr>
+        <w:t>Error analysis</w:t>
+      </w:r>
+      <w:r>
+        <w:rPr>
+          <w:b w:val="0"/>
+        </w:rPr>
+        <w:t xml:space="preserve"> begins with </w:t>
+      </w:r>
+      <w:r>
+        <w:rPr>
+          <w:b/>
+        </w:rPr>
+        <w:t>prediction</w:t>
+      </w:r>
+      <w:r>
+        <w:rPr>
+          <w:b w:val="0"/>
+        </w:rPr>
+        <w:t xml:space="preserve"> IDs and reference labels. Inspect features, collection conditions and the labelling policy. Do not assume every surprising </w:t>
+      </w:r>
+      <w:r>
+        <w:rPr>
+          <w:b/>
+        </w:rPr>
+        <w:t>prediction</w:t>
+      </w:r>
+      <w:r>
+        <w:rPr>
+          <w:b w:val="0"/>
+        </w:rPr>
+        <w:t xml:space="preserve"> proves the reference is wrong.</w:t>
+      </w:r>
+    </w:p>
+    <w:p>
+      <w:pPr>
+        <w:spacing w:line="336" w:lineRule="auto" w:after="180"/>
+      </w:pPr>
+      <w:r>
+        <w:rPr>
+          <w:b w:val="0"/>
+        </w:rPr>
+        <w:t>Use development errors to propose a change and specify what outcome would support the explanation.</w:t>
+      </w:r>
+    </w:p>
+    <w:p>
+      <w:pPr>
+        <w:spacing w:line="336" w:lineRule="auto" w:after="180"/>
+      </w:pPr>
+      <w:r>
+        <w:rPr>
+          <w:b w:val="0"/>
+        </w:rPr>
+        <w:t>Use fictional classroom data throughout this investigation. Keep the task, units, reference labels and data split visible as you reason.</w:t>
+      </w:r>
+    </w:p>
+    <w:p>
+      <w:pPr>
+        <w:spacing w:line="336" w:lineRule="auto" w:after="180"/>
+      </w:pPr>
+      <w:r>
+        <w:rPr>
+          <w:b w:val="0"/>
+        </w:rPr>
+        <w:t xml:space="preserve">Earlier weeks supplied the model-building </w:t>
+      </w:r>
+      <w:r>
+        <w:rPr>
+          <w:b/>
+        </w:rPr>
+        <w:t>process</w:t>
+      </w:r>
+      <w:r>
+        <w:rPr>
+          <w:b w:val="0"/>
+        </w:rPr>
+        <w:t xml:space="preserve">; this week examines </w:t>
+      </w:r>
+      <w:r>
+        <w:rPr>
+          <w:b/>
+        </w:rPr>
+        <w:t>error analysis</w:t>
+      </w:r>
+      <w:r>
+        <w:rPr>
+          <w:b w:val="0"/>
+        </w:rPr>
+        <w:t xml:space="preserve"> and controlled follow-up.</w:t>
       </w:r>
     </w:p>
     <w:p>
@@ -294,7 +669,24 @@
     </w:p>
     <w:p>
       <w:r>
-        <w:t>ML MECHANISM</w:t>
+        <w:t>Follow the mechanism for Error Analysis. Connect each labelled input, deciding step and result.</w:t>
+      </w:r>
+    </w:p>
+    <w:p>
+      <w:pPr>
+        <w:spacing w:line="336" w:lineRule="auto" w:after="180"/>
+      </w:pPr>
+      <w:r>
+        <w:rPr>
+          <w:b/>
+        </w:rPr>
+        <w:t xml:space="preserve">ML </w:t>
+      </w:r>
+      <w:r>
+        <w:rPr>
+          <w:b/>
+        </w:rPr>
+        <w:t>MECHANISM</w:t>
       </w:r>
     </w:p>
     <w:p>
@@ -306,7 +698,13 @@
       </w:r>
     </w:p>
     <w:p>
-      <w:r>
+      <w:pPr>
+        <w:spacing w:line="336" w:lineRule="auto" w:after="180"/>
+      </w:pPr>
+      <w:r>
+        <w:rPr>
+          <w:b w:val="0"/>
+        </w:rPr>
         <w:t>Trace the information, fitted behavior, and evaluation proof separately.</w:t>
       </w:r>
     </w:p>
@@ -419,28 +817,100 @@
       </w:r>
     </w:p>
     <w:p>
-      <w:r>
+      <w:pPr>
+        <w:pStyle w:val="Heading3"/>
+      </w:pPr>
+      <w:r>
+        <w:t>Question to explain</w:t>
+      </w:r>
+    </w:p>
+    <w:p>
+      <w:pPr>
+        <w:spacing w:line="336" w:lineRule="auto" w:after="180"/>
+        <w:shd w:fill="F5F1FB"/>
+      </w:pPr>
+      <w:r>
+        <w:rPr>
+          <w:b w:val="0"/>
+        </w:rPr>
         <w:t>QUESTION  Cluster mistakes and propose cause-specific next tests.</w:t>
       </w:r>
     </w:p>
     <w:p>
-      <w:r>
+      <w:pPr>
+        <w:spacing w:line="336" w:lineRule="auto" w:after="180"/>
+      </w:pPr>
+      <w:r>
+        <w:rPr>
+          <w:b w:val="0"/>
+        </w:rPr>
         <w:t>MODEL IDEA  Grouping errors by observable conditions connects a metric problem to possible data, label, feature, or model causes.</w:t>
       </w:r>
     </w:p>
     <w:p>
-      <w:r>
-        <w:t>PROOF NEEDED  Use an unseen case, visible calculation, error analysis, and a stated limitation.</w:t>
-      </w:r>
-    </w:p>
-    <w:p>
-      <w:r>
+      <w:pPr>
+        <w:spacing w:line="336" w:lineRule="auto" w:after="180"/>
+      </w:pPr>
+      <w:r>
+        <w:rPr>
+          <w:b w:val="0"/>
+        </w:rPr>
+        <w:t xml:space="preserve">PROOF NEEDED  Use an unseen case, visible calculation, </w:t>
+      </w:r>
+      <w:r>
+        <w:rPr>
+          <w:b/>
+        </w:rPr>
+        <w:t>error analysis</w:t>
+      </w:r>
+      <w:r>
+        <w:rPr>
+          <w:b w:val="0"/>
+        </w:rPr>
+        <w:t>, and a stated limitation.</w:t>
+      </w:r>
+    </w:p>
+    <w:p>
+      <w:pPr>
+        <w:pStyle w:val="Heading3"/>
+      </w:pPr>
+      <w:r>
+        <w:t>How the mechanism works</w:t>
+      </w:r>
+    </w:p>
+    <w:p>
+      <w:pPr>
+        <w:spacing w:line="336" w:lineRule="auto" w:after="180"/>
+        <w:shd w:fill="F1F6F8"/>
+      </w:pPr>
+      <w:r>
+        <w:rPr>
+          <w:b w:val="0"/>
+        </w:rPr>
         <w:t>UNDER THE HOOD  Twelve errors are grouped: 6 low light, 3 blurred, 2 label disagreements, 1 unusual species. Largest cluster suggests a lighting representation problem, not proof of the cause.</w:t>
       </w:r>
     </w:p>
     <w:p>
-      <w:r>
-        <w:t>Draw a fresh data → model → prediction → evaluation trace:</w:t>
+      <w:pPr>
+        <w:spacing w:line="336" w:lineRule="auto" w:after="180"/>
+      </w:pPr>
+      <w:r>
+        <w:rPr>
+          <w:b w:val="0"/>
+        </w:rPr>
+        <w:t xml:space="preserve">Draw a fresh data → model → </w:t>
+      </w:r>
+      <w:r>
+        <w:rPr>
+          <w:b/>
+        </w:rPr>
+        <w:t>prediction</w:t>
+      </w:r>
+      <w:r>
+        <w:rPr>
+          <w:b w:val="0"/>
+        </w:rPr>
+        <w:t xml:space="preserve"> → evaluation trace:</w:t>
       </w:r>
     </w:p>
     <w:p>
@@ -452,8 +922,37 @@
       </w:r>
     </w:p>
     <w:p>
-      <w:r>
-        <w:t>A validation audit has 12 dim-light cases with 4 errors and 18 bright-light cases with 3 errors. Rates are 4/12=1/3 and 3/18=1/6. Dim lighting is a useful lead, not proof of causation: camera, route or labels may also differ. A planned change uses a training-fitted brightness normalization while keeping split and classifier settings fixed.</w:t>
+      <w:pPr>
+        <w:spacing w:line="336" w:lineRule="auto" w:after="180"/>
+      </w:pPr>
+      <w:r>
+        <w:rPr>
+          <w:b w:val="0"/>
+        </w:rPr>
+        <w:t>A validation audit has 12 dim-light cases with 4 errors and 18 bright-light cases with 3 errors. Rates are 4/12=1/3 and 3/18=1/6. Dim lighting is a useful lead, not proof of causation: camera, route or labels may also differ.</w:t>
+      </w:r>
+    </w:p>
+    <w:p>
+      <w:pPr>
+        <w:spacing w:line="336" w:lineRule="auto" w:after="180"/>
+      </w:pPr>
+      <w:r>
+        <w:rPr>
+          <w:b w:val="0"/>
+        </w:rPr>
+        <w:t xml:space="preserve">A planned change uses a </w:t>
+      </w:r>
+      <w:r>
+        <w:rPr>
+          <w:b/>
+        </w:rPr>
+        <w:t>training</w:t>
+      </w:r>
+      <w:r>
+        <w:rPr>
+          <w:b w:val="0"/>
+        </w:rPr>
+        <w:t>-fitted brightness normalization while keeping split and classifier settings fixed.</w:t>
       </w:r>
     </w:p>
     <w:p>
@@ -478,8 +977,38 @@
       </w:r>
     </w:p>
     <w:p>
-      <w:r>
-        <w:t>Trace the calculation on paper before running this optional Python check. Use the stated fictional inputs and compare intermediate values. The code checks this example; your independent workbook case uses different evidence.</w:t>
+      <w:pPr>
+        <w:spacing w:line="336" w:lineRule="auto" w:after="180"/>
+      </w:pPr>
+      <w:r>
+        <w:rPr>
+          <w:b w:val="0"/>
+        </w:rPr>
+        <w:t xml:space="preserve">Trace the calculation on paper before running this optional Python check. Use the stated fictional </w:t>
+      </w:r>
+      <w:r>
+        <w:rPr>
+          <w:b/>
+        </w:rPr>
+        <w:t>input</w:t>
+      </w:r>
+      <w:r>
+        <w:rPr>
+          <w:b w:val="0"/>
+        </w:rPr>
+        <w:t xml:space="preserve">s and compare intermediate values. The code checks this example; your independent workbook case uses different </w:t>
+      </w:r>
+      <w:r>
+        <w:rPr>
+          <w:b/>
+        </w:rPr>
+        <w:t>evidence</w:t>
+      </w:r>
+      <w:r>
+        <w:rPr>
+          <w:b w:val="0"/>
+        </w:rPr>
+        <w:t>.</w:t>
       </w:r>
     </w:p>
     <w:p>
@@ -491,8 +1020,26 @@
       </w:r>
     </w:p>
     <w:p>
-      <w:r>
-        <w:t>Point to the input, the deciding step and the result in this week’s visual. Explain the same step in ordinary words. A picture helps when you can say what each part represents.</w:t>
+      <w:pPr>
+        <w:spacing w:line="336" w:lineRule="auto" w:after="180"/>
+      </w:pPr>
+      <w:r>
+        <w:rPr>
+          <w:b w:val="0"/>
+        </w:rPr>
+        <w:t xml:space="preserve">Point to the </w:t>
+      </w:r>
+      <w:r>
+        <w:rPr>
+          <w:b/>
+        </w:rPr>
+        <w:t>input</w:t>
+      </w:r>
+      <w:r>
+        <w:rPr>
+          <w:b w:val="0"/>
+        </w:rPr>
+        <w:t>, the deciding step and the result in this week’s visual. Explain the same step in ordinary words. A picture helps when you can say what each part represents.</w:t>
       </w:r>
     </w:p>
     <w:p>
@@ -505,6 +1052,17 @@
     </w:p>
     <w:p>
       <w:r>
+        <w:t>Compare the supplied cases for Error Analysis. Identify the detail that changes the conclusion.</w:t>
+      </w:r>
+    </w:p>
+    <w:p>
+      <w:pPr>
+        <w:spacing w:line="336" w:lineRule="auto" w:after="180"/>
+      </w:pPr>
+      <w:r>
+        <w:rPr>
+          <w:b/>
+        </w:rPr>
         <w:t>EVALUATION DESIGN</w:t>
       </w:r>
     </w:p>
@@ -517,7 +1075,13 @@
       </w:r>
     </w:p>
     <w:p>
-      <w:r>
+      <w:pPr>
+        <w:spacing w:line="336" w:lineRule="auto" w:after="180"/>
+      </w:pPr>
+      <w:r>
+        <w:rPr>
+          <w:b w:val="0"/>
+        </w:rPr>
         <w:t>A system is not understood until it survives more than one comfortable example.</w:t>
       </w:r>
     </w:p>
@@ -666,32 +1230,91 @@
       </w:r>
     </w:p>
     <w:p>
-      <w:r>
+      <w:pPr>
+        <w:spacing w:line="336" w:lineRule="auto" w:after="180"/>
+      </w:pPr>
+      <w:r>
+        <w:rPr>
+          <w:b w:val="0"/>
+        </w:rPr>
         <w:t>NORMAL  Expected data and expected behavior.</w:t>
       </w:r>
     </w:p>
     <w:p>
-      <w:r>
-        <w:t>BOUNDARY  Value close to a threshold, ambiguous label, or uncertain prediction.</w:t>
-      </w:r>
-    </w:p>
-    <w:p>
-      <w:r>
+      <w:pPr>
+        <w:pStyle w:val="Heading3"/>
+      </w:pPr>
+      <w:r>
+        <w:t>Keep this boundary clear</w:t>
+      </w:r>
+    </w:p>
+    <w:p>
+      <w:pPr>
+        <w:spacing w:line="336" w:lineRule="auto" w:after="180"/>
+        <w:shd w:fill="FFF5E6"/>
+      </w:pPr>
+      <w:r>
+        <w:rPr>
+          <w:b w:val="0"/>
+        </w:rPr>
+        <w:t xml:space="preserve">BOUNDARY  Value close to a threshold, ambiguous label, or uncertain </w:t>
+      </w:r>
+      <w:r>
+        <w:rPr>
+          <w:b/>
+        </w:rPr>
+        <w:t>prediction</w:t>
+      </w:r>
+      <w:r>
+        <w:rPr>
+          <w:b w:val="0"/>
+        </w:rPr>
+        <w:t>.</w:t>
+      </w:r>
+    </w:p>
+    <w:p>
+      <w:pPr>
+        <w:spacing w:line="336" w:lineRule="auto" w:after="180"/>
+      </w:pPr>
+      <w:r>
+        <w:rPr>
+          <w:b w:val="0"/>
+        </w:rPr>
         <w:t>MISSING  Necessary field, label, source, or measurement is unavailable.</w:t>
       </w:r>
     </w:p>
     <w:p>
-      <w:r>
+      <w:pPr>
+        <w:spacing w:line="336" w:lineRule="auto" w:after="180"/>
+      </w:pPr>
+      <w:r>
+        <w:rPr>
+          <w:b w:val="0"/>
+        </w:rPr>
         <w:t>SHIFTED  New lighting, species, device, subgroup, or time condition.</w:t>
       </w:r>
     </w:p>
     <w:p>
-      <w:r>
+      <w:pPr>
+        <w:spacing w:line="336" w:lineRule="auto" w:after="180"/>
+        <w:shd w:fill="FFF5E6"/>
+      </w:pPr>
+      <w:r>
+        <w:rPr>
+          <w:b w:val="0"/>
+        </w:rPr>
         <w:t>RELEASE RULE  Passing one case never proves generalization. Predefine expected behavior for all four categories.</w:t>
       </w:r>
     </w:p>
     <w:p>
-      <w:r>
+      <w:pPr>
+        <w:spacing w:line="336" w:lineRule="auto" w:after="180"/>
+        <w:shd w:fill="F5F1FB"/>
+      </w:pPr>
+      <w:r>
+        <w:rPr>
+          <w:b w:val="0"/>
+        </w:rPr>
         <w:t>Which case most threatens today's claim, and why?</w:t>
       </w:r>
     </w:p>
@@ -704,17 +1327,80 @@
       </w:r>
     </w:p>
     <w:p>
-      <w:r>
+      <w:pPr>
+        <w:pStyle w:val="Heading3"/>
+      </w:pPr>
+      <w:r>
+        <w:t>Change one thing</w:t>
+      </w:r>
+    </w:p>
+    <w:p>
+      <w:pPr>
+        <w:spacing w:line="336" w:lineRule="auto" w:after="180"/>
+        <w:shd w:fill="F5F1FB"/>
+      </w:pPr>
+      <w:r>
+        <w:rPr>
+          <w:b w:val="0"/>
+        </w:rPr>
         <w:t>Change: Dim errors fall to1/6 in a later same-case replay.</w:t>
       </w:r>
     </w:p>
     <w:p>
-      <w:r>
-        <w:t>Prediction: The replay’s dim error rate is 16.7%; it is development evidence if those cases guided the revision.</w:t>
-      </w:r>
-    </w:p>
-    <w:p>
-      <w:r>
+      <w:pPr>
+        <w:pStyle w:val="Heading3"/>
+      </w:pPr>
+      <w:r>
+        <w:t>Predicted result</w:t>
+      </w:r>
+    </w:p>
+    <w:p>
+      <w:pPr>
+        <w:spacing w:line="336" w:lineRule="auto" w:after="180"/>
+        <w:shd w:fill="F1F6FC"/>
+      </w:pPr>
+      <w:r>
+        <w:rPr>
+          <w:b/>
+        </w:rPr>
+        <w:t>Prediction</w:t>
+      </w:r>
+      <w:r>
+        <w:rPr>
+          <w:b w:val="0"/>
+        </w:rPr>
+        <w:t xml:space="preserve">: The replay’s dim error rate is 16.7%; it is development </w:t>
+      </w:r>
+      <w:r>
+        <w:rPr>
+          <w:b/>
+        </w:rPr>
+        <w:t>evidence</w:t>
+      </w:r>
+      <w:r>
+        <w:rPr>
+          <w:b w:val="0"/>
+        </w:rPr>
+        <w:t xml:space="preserve"> if those cases guided the revision.</w:t>
+      </w:r>
+    </w:p>
+    <w:p>
+      <w:pPr>
+        <w:pStyle w:val="Heading3"/>
+      </w:pPr>
+      <w:r>
+        <w:t>Why the result follows</w:t>
+      </w:r>
+    </w:p>
+    <w:p>
+      <w:pPr>
+        <w:spacing w:line="336" w:lineRule="auto" w:after="180"/>
+        <w:shd w:fill="F1F6FC"/>
+      </w:pPr>
+      <w:r>
+        <w:rPr>
+          <w:b w:val="0"/>
+        </w:rPr>
         <w:t>Reason: Observed improvement on reused cases is not an untouched final generalisation test.</w:t>
       </w:r>
     </w:p>
@@ -728,6 +1414,17 @@
     </w:p>
     <w:p>
       <w:r>
+        <w:t>Use the vocabulary of Error Analysis to explain a concrete decision, rather than only memorising definitions.</w:t>
+      </w:r>
+    </w:p>
+    <w:p>
+      <w:pPr>
+        <w:spacing w:line="336" w:lineRule="auto" w:after="180"/>
+      </w:pPr>
+      <w:r>
+        <w:rPr>
+          <w:b/>
+        </w:rPr>
         <w:t>VOCABULARY</w:t>
       </w:r>
     </w:p>
@@ -740,7 +1437,13 @@
       </w:r>
     </w:p>
     <w:p>
-      <w:r>
+      <w:pPr>
+        <w:spacing w:line="336" w:lineRule="auto" w:after="180"/>
+      </w:pPr>
+      <w:r>
+        <w:rPr>
+          <w:b w:val="0"/>
+        </w:rPr>
         <w:t>A definition matters when it lets you interpret a new dataset, model, or result.</w:t>
       </w:r>
     </w:p>
@@ -1056,12 +1759,25 @@
       </w:tr>
     </w:tbl>
     <w:p>
-      <w:r>
+      <w:pPr>
+        <w:spacing w:line="336" w:lineRule="auto" w:after="180"/>
+        <w:shd w:fill="FFF5E6"/>
+      </w:pPr>
+      <w:r>
+        <w:rPr>
+          <w:b w:val="0"/>
+        </w:rPr>
         <w:t>MISCONCEPTION TO REPAIR  Looking closely at one surprising error is enough to diagnose the model.</w:t>
       </w:r>
     </w:p>
     <w:p>
-      <w:r>
+      <w:pPr>
+        <w:spacing w:line="336" w:lineRule="auto" w:after="180"/>
+      </w:pPr>
+      <w:r>
+        <w:rPr>
+          <w:b w:val="0"/>
+        </w:rPr>
         <w:t>Repair the claim using a definition, calculation, or test record:</w:t>
       </w:r>
     </w:p>
@@ -1207,7 +1923,24 @@
     </w:p>
     <w:p>
       <w:r>
-        <w:t>WORKED EVIDENCE</w:t>
+        <w:t>Follow the worked trace for Error Analysis, predict a step, then compare with its explanation.</w:t>
+      </w:r>
+    </w:p>
+    <w:p>
+      <w:pPr>
+        <w:spacing w:line="336" w:lineRule="auto" w:after="180"/>
+      </w:pPr>
+      <w:r>
+        <w:rPr>
+          <w:b/>
+        </w:rPr>
+        <w:t xml:space="preserve">WORKED </w:t>
+      </w:r>
+      <w:r>
+        <w:rPr>
+          <w:b/>
+        </w:rPr>
+        <w:t>EVIDENCE</w:t>
       </w:r>
     </w:p>
     <w:p>
@@ -1219,8 +1952,26 @@
       </w:r>
     </w:p>
     <w:p>
-      <w:r>
-        <w:t>Predict first. Then check each step. A correct answer without visible evidence cannot be audited.</w:t>
+      <w:pPr>
+        <w:spacing w:line="336" w:lineRule="auto" w:after="180"/>
+      </w:pPr>
+      <w:r>
+        <w:rPr>
+          <w:b w:val="0"/>
+        </w:rPr>
+        <w:t xml:space="preserve">Predict first. Then check each step. A correct answer without visible </w:t>
+      </w:r>
+      <w:r>
+        <w:rPr>
+          <w:b/>
+        </w:rPr>
+        <w:t>evidence</w:t>
+      </w:r>
+      <w:r>
+        <w:rPr>
+          <w:b w:val="0"/>
+        </w:rPr>
+        <w:t xml:space="preserve"> cannot be audited.</w:t>
       </w:r>
     </w:p>
     <w:p>
@@ -1260,33 +2011,130 @@
       </w:r>
     </w:p>
     <w:p>
-      <w:r>
+      <w:pPr>
+        <w:pStyle w:val="Heading3"/>
+      </w:pPr>
+      <w:r>
+        <w:t>Step 1</w:t>
+      </w:r>
+    </w:p>
+    <w:p>
+      <w:pPr>
+        <w:spacing w:line="336" w:lineRule="auto" w:after="180"/>
+        <w:shd w:fill="F4F9FC"/>
+      </w:pPr>
+      <w:r>
+        <w:rPr>
+          <w:b w:val="0"/>
+        </w:rPr>
         <w:t>STEP 1  Twelve errors are grouped: 6 low light, 3 blurred, 2 label disagreements, 1 unusual species.</w:t>
       </w:r>
     </w:p>
     <w:p>
-      <w:r>
+      <w:pPr>
+        <w:pStyle w:val="Heading3"/>
+      </w:pPr>
+      <w:r>
+        <w:t>Step 2</w:t>
+      </w:r>
+    </w:p>
+    <w:p>
+      <w:pPr>
+        <w:spacing w:line="336" w:lineRule="auto" w:after="180"/>
+        <w:shd w:fill="F4F9FC"/>
+      </w:pPr>
+      <w:r>
+        <w:rPr>
+          <w:b w:val="0"/>
+        </w:rPr>
         <w:t>STEP 2  Largest cluster suggests a lighting representation problem, not proof of the cause.</w:t>
       </w:r>
     </w:p>
     <w:p>
-      <w:r>
+      <w:pPr>
+        <w:pStyle w:val="Heading3"/>
+      </w:pPr>
+      <w:r>
+        <w:t>Step 3</w:t>
+      </w:r>
+    </w:p>
+    <w:p>
+      <w:pPr>
+        <w:spacing w:line="336" w:lineRule="auto" w:after="180"/>
+        <w:shd w:fill="F4F9FC"/>
+      </w:pPr>
+      <w:r>
+        <w:rPr>
+          <w:b w:val="0"/>
+        </w:rPr>
         <w:t>STEP 3  Collect or transform low-light examples, changing one factor.</w:t>
       </w:r>
     </w:p>
     <w:p>
-      <w:r>
-        <w:t>STEP 4  Rerun the same evaluation and inspect other slices for regressions.</w:t>
-      </w:r>
-    </w:p>
-    <w:p>
-      <w:r>
+      <w:pPr>
+        <w:pStyle w:val="Heading3"/>
+      </w:pPr>
+      <w:r>
+        <w:t>Step 4</w:t>
+      </w:r>
+    </w:p>
+    <w:p>
+      <w:pPr>
+        <w:spacing w:line="336" w:lineRule="auto" w:after="180"/>
+        <w:shd w:fill="F4F9FC"/>
+      </w:pPr>
+      <w:r>
+        <w:rPr>
+          <w:b w:val="0"/>
+        </w:rPr>
+        <w:t xml:space="preserve">STEP 4  Rerun the same evaluation and inspect other slices for </w:t>
+      </w:r>
+      <w:r>
+        <w:rPr>
+          <w:b/>
+        </w:rPr>
+        <w:t>regression</w:t>
+      </w:r>
+      <w:r>
+        <w:rPr>
+          <w:b w:val="0"/>
+        </w:rPr>
+        <w:t>s.</w:t>
+      </w:r>
+    </w:p>
+    <w:p>
+      <w:pPr>
+        <w:spacing w:line="336" w:lineRule="auto" w:after="180"/>
+        <w:shd w:fill="EDF7F3"/>
+      </w:pPr>
+      <w:r>
+        <w:rPr>
+          <w:b w:val="0"/>
+        </w:rPr>
         <w:t>CHECK  Verify the denominator, unit, split, class definition, and data version before interpreting a score.</w:t>
       </w:r>
     </w:p>
     <w:p>
-      <w:r>
-        <w:t>Recalculate, retrace, or restate the evidence independently:</w:t>
+      <w:pPr>
+        <w:spacing w:line="336" w:lineRule="auto" w:after="180"/>
+      </w:pPr>
+      <w:r>
+        <w:rPr>
+          <w:b w:val="0"/>
+        </w:rPr>
+        <w:t xml:space="preserve">Recalculate, retrace, or restate the </w:t>
+      </w:r>
+      <w:r>
+        <w:rPr>
+          <w:b/>
+        </w:rPr>
+        <w:t>evidence</w:t>
+      </w:r>
+      <w:r>
+        <w:rPr>
+          <w:b w:val="0"/>
+        </w:rPr>
+        <w:t xml:space="preserve"> independently:</w:t>
       </w:r>
     </w:p>
     <w:p>
@@ -1490,7 +2338,13 @@
       </w:r>
     </w:p>
     <w:p>
-      <w:r>
+      <w:pPr>
+        <w:spacing w:line="336" w:lineRule="auto" w:after="180"/>
+      </w:pPr>
+      <w:r>
+        <w:rPr>
+          <w:b w:val="0"/>
+        </w:rPr>
         <w:t>Cover the result before checking it. Say what is given, choose the procedure, and follow one step at a time. Then uncover the result and explain your first mismatch. Ask why a step is allowed, not only what number it produces.</w:t>
       </w:r>
     </w:p>
@@ -1503,7 +2357,13 @@
       </w:r>
     </w:p>
     <w:p>
-      <w:r>
+      <w:pPr>
+        <w:spacing w:line="336" w:lineRule="auto" w:after="180"/>
+      </w:pPr>
+      <w:r>
+        <w:rPr>
+          <w:b w:val="0"/>
+        </w:rPr>
         <w:t>Find an error cluster before choosing a controlled follow-up.</w:t>
       </w:r>
     </w:p>
@@ -1516,13 +2376,55 @@
       </w:r>
     </w:p>
     <w:p>
-      <w:r>
+      <w:pPr>
+        <w:pStyle w:val="Heading3"/>
+      </w:pPr>
+      <w:r>
+        <w:t>Supplied facts</w:t>
+      </w:r>
+    </w:p>
+    <w:p>
+      <w:pPr>
+        <w:spacing w:line="336" w:lineRule="auto" w:after="180"/>
+        <w:shd w:fill="F1F6FC"/>
+      </w:pPr>
+      <w:r>
+        <w:rPr>
+          <w:b w:val="0"/>
+        </w:rPr>
         <w:t>Candidate errors: bright-light photos1/8; dim-light photos3/6. Images and reference labels are fixed for this audit.</w:t>
       </w:r>
     </w:p>
     <w:p>
-      <w:r>
-        <w:t>All inputs and outcomes in this worked example are invented classroom data; no real model run is claimed.</w:t>
+      <w:pPr>
+        <w:pStyle w:val="Heading3"/>
+      </w:pPr>
+      <w:r>
+        <w:t>Supplied facts</w:t>
+      </w:r>
+    </w:p>
+    <w:p>
+      <w:pPr>
+        <w:spacing w:line="336" w:lineRule="auto" w:after="180"/>
+        <w:shd w:fill="F1F6FC"/>
+      </w:pPr>
+      <w:r>
+        <w:rPr>
+          <w:b w:val="0"/>
+        </w:rPr>
+        <w:t xml:space="preserve">All </w:t>
+      </w:r>
+      <w:r>
+        <w:rPr>
+          <w:b/>
+        </w:rPr>
+        <w:t>input</w:t>
+      </w:r>
+      <w:r>
+        <w:rPr>
+          <w:b w:val="0"/>
+        </w:rPr>
+        <w:t>s and outcomes in this worked example are invented classroom data; no real model run is claimed.</w:t>
       </w:r>
     </w:p>
     <w:p>
@@ -1721,30 +2623,138 @@
       </w:r>
     </w:p>
     <w:p>
-      <w:r>
-        <w:t>Read the picture in order. Photograph the same approved toy scene in bright and dim conditions; hold device and framing fixed. The arrows show which recorded input or intermediate result each decision uses. Explain the deciding step aloud before checking the changed case; pointing to the final answer alone does not show how it follows.</w:t>
-      </w:r>
-    </w:p>
-    <w:p>
       <w:pPr>
         <w:pStyle w:val="Heading3"/>
       </w:pPr>
       <w:r>
+        <w:t>Why the result follows</w:t>
+      </w:r>
+    </w:p>
+    <w:p>
+      <w:pPr>
+        <w:spacing w:line="336" w:lineRule="auto" w:after="180"/>
+        <w:shd w:fill="F1F6FC"/>
+      </w:pPr>
+      <w:r>
+        <w:rPr>
+          <w:b w:val="0"/>
+        </w:rPr>
+        <w:t xml:space="preserve">Read the picture in order. Photograph the same approved toy scene in bright and dim conditions; hold device and framing fixed. The arrows show which recorded </w:t>
+      </w:r>
+      <w:r>
+        <w:rPr>
+          <w:b/>
+        </w:rPr>
+        <w:t>input</w:t>
+      </w:r>
+      <w:r>
+        <w:rPr>
+          <w:b w:val="0"/>
+        </w:rPr>
+        <w:t xml:space="preserve"> or intermediate result each decision uses.</w:t>
+      </w:r>
+    </w:p>
+    <w:p>
+      <w:pPr>
+        <w:spacing w:line="336" w:lineRule="auto" w:after="180"/>
+        <w:shd w:fill="F1F6FC"/>
+      </w:pPr>
+      <w:r>
+        <w:rPr>
+          <w:b w:val="0"/>
+        </w:rPr>
+        <w:t>Explain the deciding step aloud before checking the changed case; pointing to the final answer alone does not show how it follows.</w:t>
+      </w:r>
+    </w:p>
+    <w:p>
+      <w:pPr>
+        <w:pStyle w:val="Heading3"/>
+      </w:pPr>
+      <w:r>
         <w:t>What this example does not establish</w:t>
       </w:r>
     </w:p>
     <w:p>
-      <w:r>
+      <w:pPr>
+        <w:pStyle w:val="Heading3"/>
+      </w:pPr>
+      <w:r>
+        <w:t>Keep the stated limit</w:t>
+      </w:r>
+    </w:p>
+    <w:p>
+      <w:pPr>
+        <w:spacing w:line="336" w:lineRule="auto" w:after="180"/>
+        <w:shd w:fill="FFF5E6"/>
+      </w:pPr>
+      <w:r>
+        <w:rPr>
+          <w:b w:val="0"/>
+        </w:rPr>
         <w:t>A slice difference suggests investigation; it does not establish a causal lighting explanation by itself.</w:t>
       </w:r>
     </w:p>
     <w:p>
-      <w:r>
-        <w:t>Read the labelled picture: What evidence would support the claim that a change helps fresh dim-light images? Point to the relevant step in the picture, then write the changed result and the rule or evidence that supports it.</w:t>
-      </w:r>
-    </w:p>
-    <w:p>
-      <w:r>
+      <w:pPr>
+        <w:pStyle w:val="Heading3"/>
+      </w:pPr>
+      <w:r>
+        <w:t>Keep the stated limit</w:t>
+      </w:r>
+    </w:p>
+    <w:p>
+      <w:pPr>
+        <w:spacing w:line="336" w:lineRule="auto" w:after="180"/>
+        <w:shd w:fill="FFF5E6"/>
+      </w:pPr>
+      <w:r>
+        <w:rPr>
+          <w:b w:val="0"/>
+        </w:rPr>
+        <w:t xml:space="preserve">Read the labelled picture: What </w:t>
+      </w:r>
+      <w:r>
+        <w:rPr>
+          <w:b/>
+        </w:rPr>
+        <w:t>evidence</w:t>
+      </w:r>
+      <w:r>
+        <w:rPr>
+          <w:b w:val="0"/>
+        </w:rPr>
+        <w:t xml:space="preserve"> would support the claim that a change helps fresh dim-light images? Point to the relevant step in the picture, then write the changed result and the rule or </w:t>
+      </w:r>
+      <w:r>
+        <w:rPr>
+          <w:b/>
+        </w:rPr>
+        <w:t>evidence</w:t>
+      </w:r>
+      <w:r>
+        <w:rPr>
+          <w:b w:val="0"/>
+        </w:rPr>
+        <w:t xml:space="preserve"> that supports it.</w:t>
+      </w:r>
+    </w:p>
+    <w:p>
+      <w:pPr>
+        <w:pStyle w:val="Heading3"/>
+      </w:pPr>
+      <w:r>
+        <w:t>Keep the stated limit</w:t>
+      </w:r>
+    </w:p>
+    <w:p>
+      <w:pPr>
+        <w:spacing w:line="336" w:lineRule="auto" w:after="180"/>
+        <w:shd w:fill="FFF5E6"/>
+      </w:pPr>
+      <w:r>
+        <w:rPr>
+          <w:b w:val="0"/>
+        </w:rPr>
         <w:t>Change one thing: Dim errors fall to1/6 in a later same-case replay. Predict the result before checking the explanation. What remains the same?</w:t>
       </w:r>
     </w:p>
@@ -1758,6 +2768,26 @@
     </w:p>
     <w:p>
       <w:r>
+        <w:t>Find the unsupported step in the Error Analysis claim and explain a repair using the supplied evidence.</w:t>
+      </w:r>
+    </w:p>
+    <w:p>
+      <w:pPr>
+        <w:pStyle w:val="Heading3"/>
+      </w:pPr>
+      <w:r>
+        <w:t>Find the first error</w:t>
+      </w:r>
+    </w:p>
+    <w:p>
+      <w:pPr>
+        <w:spacing w:line="336" w:lineRule="auto" w:after="180"/>
+        <w:shd w:fill="FFF5E6"/>
+      </w:pPr>
+      <w:r>
+        <w:rPr>
+          <w:b w:val="0"/>
+        </w:rPr>
         <w:t>ERROR DETECTIVE</w:t>
       </w:r>
     </w:p>
@@ -1770,7 +2800,13 @@
       </w:r>
     </w:p>
     <w:p>
-      <w:r>
+      <w:pPr>
+        <w:spacing w:line="336" w:lineRule="auto" w:after="180"/>
+      </w:pPr>
+      <w:r>
+        <w:rPr>
+          <w:b w:val="0"/>
+        </w:rPr>
         <w:t>Do not patch the answer. Find the earliest unsupported assumption, data problem, or experiment error.</w:t>
       </w:r>
     </w:p>
@@ -2021,12 +3057,25 @@
       </w:tr>
     </w:tbl>
     <w:p>
-      <w:r>
+      <w:pPr>
+        <w:spacing w:line="336" w:lineRule="auto" w:after="180"/>
+        <w:shd w:fill="FFF5E6"/>
+      </w:pPr>
+      <w:r>
+        <w:rPr>
+          <w:b w:val="0"/>
+        </w:rPr>
         <w:t>CLAIM TO CHALLENGE  Looking closely at one surprising error is enough to diagnose the model.</w:t>
       </w:r>
     </w:p>
     <w:p>
-      <w:r>
+      <w:pPr>
+        <w:spacing w:line="336" w:lineRule="auto" w:after="180"/>
+      </w:pPr>
+      <w:r>
+        <w:rPr>
+          <w:b w:val="0"/>
+        </w:rPr>
         <w:t>Diagnose one cause and name the cleanest next experiment:</w:t>
       </w:r>
     </w:p>
@@ -2039,8 +3088,37 @@
       </w:r>
     </w:p>
     <w:p>
-      <w:r>
-        <w:t>Do not delete difficult cases to raise the score or reuse final-test errors for an unreported revision. Once test feedback guides a change, treat it as development evidence and obtain a new independent evaluation for a fresh final claim.</w:t>
+      <w:pPr>
+        <w:spacing w:line="336" w:lineRule="auto" w:after="180"/>
+      </w:pPr>
+      <w:r>
+        <w:rPr>
+          <w:b w:val="0"/>
+        </w:rPr>
+        <w:t>Do not delete difficult cases to raise the score or reuse final-test errors for an unreported revision.</w:t>
+      </w:r>
+    </w:p>
+    <w:p>
+      <w:pPr>
+        <w:spacing w:line="336" w:lineRule="auto" w:after="180"/>
+      </w:pPr>
+      <w:r>
+        <w:rPr>
+          <w:b w:val="0"/>
+        </w:rPr>
+        <w:t xml:space="preserve">Once test feedback guides a change, treat it as development </w:t>
+      </w:r>
+      <w:r>
+        <w:rPr>
+          <w:b/>
+        </w:rPr>
+        <w:t>evidence</w:t>
+      </w:r>
+      <w:r>
+        <w:rPr>
+          <w:b w:val="0"/>
+        </w:rPr>
+        <w:t xml:space="preserve"> and obtain a new independent evaluation for a fresh final claim.</w:t>
       </w:r>
     </w:p>
     <w:p>
@@ -2081,6 +3159,17 @@
     </w:p>
     <w:p>
       <w:r>
+        <w:t>Practise Error Analysis with support, then explain the deciding step in your own words.</w:t>
+      </w:r>
+    </w:p>
+    <w:p>
+      <w:pPr>
+        <w:spacing w:line="336" w:lineRule="auto" w:after="180"/>
+      </w:pPr>
+      <w:r>
+        <w:rPr>
+          <w:b/>
+        </w:rPr>
         <w:t>ML STUDIO</w:t>
       </w:r>
     </w:p>
@@ -2093,7 +3182,13 @@
       </w:r>
     </w:p>
     <w:p>
-      <w:r>
+      <w:pPr>
+        <w:spacing w:line="336" w:lineRule="auto" w:after="180"/>
+      </w:pPr>
+      <w:r>
+        <w:rPr>
+          <w:b w:val="0"/>
+        </w:rPr>
         <w:t>A trustworthy result can be reproduced from the recorded data, code, settings, and evaluation rule.</w:t>
       </w:r>
     </w:p>
@@ -2142,37 +3237,106 @@
       </w:r>
     </w:p>
     <w:p>
-      <w:r>
+      <w:pPr>
+        <w:pStyle w:val="Heading3"/>
+      </w:pPr>
+      <w:r>
+        <w:t>Question to explain</w:t>
+      </w:r>
+    </w:p>
+    <w:p>
+      <w:pPr>
+        <w:spacing w:line="336" w:lineRule="auto" w:after="180"/>
+        <w:shd w:fill="F5F1FB"/>
+      </w:pPr>
+      <w:r>
+        <w:rPr>
+          <w:b w:val="0"/>
+        </w:rPr>
         <w:t>QUESTION + intended use + success threshold</w:t>
       </w:r>
     </w:p>
     <w:p>
-      <w:r>
+      <w:pPr>
+        <w:spacing w:line="336" w:lineRule="auto" w:after="180"/>
+      </w:pPr>
+      <w:r>
+        <w:rPr>
+          <w:b w:val="0"/>
+        </w:rPr>
         <w:t>DATA version + grouped split + leakage check</w:t>
       </w:r>
     </w:p>
     <w:p>
-      <w:r>
-        <w:t>CODE/preprocessing + features + model + settings + seed</w:t>
-      </w:r>
-    </w:p>
-    <w:p>
-      <w:r>
+      <w:pPr>
+        <w:spacing w:line="336" w:lineRule="auto" w:after="180"/>
+      </w:pPr>
+      <w:r>
+        <w:rPr>
+          <w:b w:val="0"/>
+        </w:rPr>
+        <w:t>CODE/pre</w:t>
+      </w:r>
+      <w:r>
+        <w:rPr>
+          <w:b/>
+        </w:rPr>
+        <w:t>process</w:t>
+      </w:r>
+      <w:r>
+        <w:rPr>
+          <w:b w:val="0"/>
+        </w:rPr>
+        <w:t>ing + features + model + settings + seed</w:t>
+      </w:r>
+    </w:p>
+    <w:p>
+      <w:pPr>
+        <w:spacing w:line="336" w:lineRule="auto" w:after="180"/>
+      </w:pPr>
+      <w:r>
+        <w:rPr>
+          <w:b w:val="0"/>
+        </w:rPr>
         <w:t>METRICS + positive class + units + denominators</w:t>
       </w:r>
     </w:p>
     <w:p>
-      <w:r>
-        <w:t>PREDICTIONS + errors + subgroup slices + limitations</w:t>
-      </w:r>
-    </w:p>
-    <w:p>
-      <w:r>
+      <w:pPr>
+        <w:spacing w:line="336" w:lineRule="auto" w:after="180"/>
+      </w:pPr>
+      <w:r>
+        <w:rPr>
+          <w:b/>
+        </w:rPr>
+        <w:t>PREDICTION</w:t>
+      </w:r>
+      <w:r>
+        <w:rPr>
+          <w:b w:val="0"/>
+        </w:rPr>
+        <w:t>S + errors + subgroup slices + limitations</w:t>
+      </w:r>
+    </w:p>
+    <w:p>
+      <w:pPr>
+        <w:spacing w:line="336" w:lineRule="auto" w:after="180"/>
+      </w:pPr>
+      <w:r>
+        <w:rPr>
+          <w:b w:val="0"/>
+        </w:rPr>
         <w:t>HUMAN reviewer + release, revise, limit, or stop decision</w:t>
       </w:r>
     </w:p>
     <w:p>
-      <w:r>
+      <w:pPr>
+        <w:spacing w:line="336" w:lineRule="auto" w:after="180"/>
+      </w:pPr>
+      <w:r>
+        <w:rPr>
+          <w:b w:val="0"/>
+        </w:rPr>
         <w:t>Write the minimum record needed to reproduce today's result:</w:t>
       </w:r>
     </w:p>
@@ -2185,8 +3349,37 @@
       </w:r>
     </w:p>
     <w:p>
-      <w:r>
-        <w:t>Write a change record: hypothesis, exact code/data version, controlled factors, predicted effect, full before/after results and decision. Review disagreements using a consistent annotation policy. If labels are corrected, version the data and rerun all candidates on the same corrected evaluation set.</w:t>
+      <w:pPr>
+        <w:spacing w:line="336" w:lineRule="auto" w:after="180"/>
+      </w:pPr>
+      <w:r>
+        <w:rPr>
+          <w:b w:val="0"/>
+        </w:rPr>
+        <w:t xml:space="preserve">Write a change record: </w:t>
+      </w:r>
+      <w:r>
+        <w:rPr>
+          <w:b/>
+        </w:rPr>
+        <w:t>hypothesis</w:t>
+      </w:r>
+      <w:r>
+        <w:rPr>
+          <w:b w:val="0"/>
+        </w:rPr>
+        <w:t>, exact code/data version, controlled factors, predicted effect, full before/after results and decision. Review disagreements using a consistent annotation policy.</w:t>
+      </w:r>
+    </w:p>
+    <w:p>
+      <w:pPr>
+        <w:spacing w:line="336" w:lineRule="auto" w:after="180"/>
+      </w:pPr>
+      <w:r>
+        <w:rPr>
+          <w:b w:val="0"/>
+        </w:rPr>
+        <w:t>If labels are corrected, version the data and rerun all candidates on the same corrected evaluation set.</w:t>
       </w:r>
     </w:p>
     <w:p>
@@ -2198,8 +3391,38 @@
       </w:r>
     </w:p>
     <w:p>
-      <w:r>
-        <w:t>Use workbook W2 for the connected example “Error analysis and controlled follow-up”. First fill the input and rule boxes. Try the middle steps before asking for a hint. After a hint, try the next step yourself.</w:t>
+      <w:pPr>
+        <w:spacing w:line="336" w:lineRule="auto" w:after="180"/>
+      </w:pPr>
+      <w:r>
+        <w:rPr>
+          <w:b w:val="0"/>
+        </w:rPr>
+        <w:t>Use workbook W2 for the connected example “</w:t>
+      </w:r>
+      <w:r>
+        <w:rPr>
+          <w:b/>
+        </w:rPr>
+        <w:t>Error analysis</w:t>
+      </w:r>
+      <w:r>
+        <w:rPr>
+          <w:b w:val="0"/>
+        </w:rPr>
+        <w:t xml:space="preserve"> and controlled follow-up”. First fill the </w:t>
+      </w:r>
+      <w:r>
+        <w:rPr>
+          <w:b/>
+        </w:rPr>
+        <w:t>input</w:t>
+      </w:r>
+      <w:r>
+        <w:rPr>
+          <w:b w:val="0"/>
+        </w:rPr>
+        <w:t xml:space="preserve"> and rule boxes. Try the middle steps before asking for a hint. After a hint, try the next step yourself.</w:t>
       </w:r>
     </w:p>
     <w:tbl>
@@ -2282,7 +3505,13 @@
       </w:tr>
     </w:tbl>
     <w:p>
-      <w:r>
+      <w:pPr>
+        <w:spacing w:line="336" w:lineRule="auto" w:after="180"/>
+      </w:pPr>
+      <w:r>
+        <w:rPr>
+          <w:b w:val="0"/>
+        </w:rPr>
         <w:t>Explain your trace to a partner. Your partner points to one step to check. Swap roles on the next case. Each person writes their own explanation.</w:t>
       </w:r>
     </w:p>
@@ -2295,12 +3524,47 @@
       </w:r>
     </w:p>
     <w:p>
-      <w:r>
-        <w:t>Use the worked case for Error analysis and controlled follow-up. Proposed explanation: “A final answer is enough”. Decide whether this explanation is supported. Point to the step or supplied fact that decides; explain your repair if needed.</w:t>
-      </w:r>
-    </w:p>
-    <w:p>
-      <w:r>
+      <w:pPr>
+        <w:spacing w:line="336" w:lineRule="auto" w:after="180"/>
+      </w:pPr>
+      <w:r>
+        <w:rPr>
+          <w:b w:val="0"/>
+        </w:rPr>
+        <w:t xml:space="preserve">Use the worked case for </w:t>
+      </w:r>
+      <w:r>
+        <w:rPr>
+          <w:b/>
+        </w:rPr>
+        <w:t>Error analysis</w:t>
+      </w:r>
+      <w:r>
+        <w:rPr>
+          <w:b w:val="0"/>
+        </w:rPr>
+        <w:t xml:space="preserve"> and controlled follow-up. Proposed explanation: “A final answer is enough”. Decide whether this explanation is supported.</w:t>
+      </w:r>
+    </w:p>
+    <w:p>
+      <w:pPr>
+        <w:spacing w:line="336" w:lineRule="auto" w:after="180"/>
+      </w:pPr>
+      <w:r>
+        <w:rPr>
+          <w:b w:val="0"/>
+        </w:rPr>
+        <w:t>Point to the step or supplied fact that decides; explain your repair if needed.</w:t>
+      </w:r>
+    </w:p>
+    <w:p>
+      <w:pPr>
+        <w:spacing w:line="336" w:lineRule="auto" w:after="180"/>
+      </w:pPr>
+      <w:r>
+        <w:rPr>
+          <w:b w:val="0"/>
+        </w:rPr>
         <w:t>Answer on your own before discussion. If you are unsure, say which step you need help with.</w:t>
       </w:r>
     </w:p>
@@ -2313,8 +3577,38 @@
       </w:r>
     </w:p>
     <w:p>
-      <w:r>
-        <w:t>What evidence would support the claim that a change helps fresh dim-light images? Point to the relevant step in the picture, then write the changed result and the rule or evidence that supports it.</w:t>
+      <w:pPr>
+        <w:spacing w:line="336" w:lineRule="auto" w:after="180"/>
+      </w:pPr>
+      <w:r>
+        <w:rPr>
+          <w:b w:val="0"/>
+        </w:rPr>
+        <w:t xml:space="preserve">What </w:t>
+      </w:r>
+      <w:r>
+        <w:rPr>
+          <w:b/>
+        </w:rPr>
+        <w:t>evidence</w:t>
+      </w:r>
+      <w:r>
+        <w:rPr>
+          <w:b w:val="0"/>
+        </w:rPr>
+        <w:t xml:space="preserve"> would support the claim that a change helps fresh dim-light images? Point to the relevant step in the picture, then write the changed result and the rule or </w:t>
+      </w:r>
+      <w:r>
+        <w:rPr>
+          <w:b/>
+        </w:rPr>
+        <w:t>evidence</w:t>
+      </w:r>
+      <w:r>
+        <w:rPr>
+          <w:b w:val="0"/>
+        </w:rPr>
+        <w:t xml:space="preserve"> that supports it.</w:t>
       </w:r>
     </w:p>
     <w:p>
@@ -2346,7 +3640,13 @@
       </w:r>
     </w:p>
     <w:p>
-      <w:r>
+      <w:pPr>
+        <w:spacing w:line="336" w:lineRule="auto" w:after="180"/>
+      </w:pPr>
+      <w:r>
+        <w:rPr>
+          <w:b w:val="0"/>
+        </w:rPr>
         <w:t>This is supported practice. Keep the separately named independent case for an attempt before feedback.</w:t>
       </w:r>
     </w:p>
@@ -2360,7 +3660,24 @@
     </w:p>
     <w:p>
       <w:r>
-        <w:t>EVIDENCE LAB</w:t>
+        <w:t>Investigate Error Analysis. Record the prediction, actual observation or labelled paper trace, explanation and next test separately.</w:t>
+      </w:r>
+    </w:p>
+    <w:p>
+      <w:pPr>
+        <w:spacing w:line="336" w:lineRule="auto" w:after="180"/>
+      </w:pPr>
+      <w:r>
+        <w:rPr>
+          <w:b/>
+        </w:rPr>
+        <w:t>EVIDENCE</w:t>
+      </w:r>
+      <w:r>
+        <w:rPr>
+          <w:b/>
+        </w:rPr>
+        <w:t xml:space="preserve"> LAB</w:t>
       </w:r>
     </w:p>
     <w:p>
@@ -2372,7 +3689,13 @@
       </w:r>
     </w:p>
     <w:p>
-      <w:r>
+      <w:pPr>
+        <w:spacing w:line="336" w:lineRule="auto" w:after="180"/>
+      </w:pPr>
+      <w:r>
+        <w:rPr>
+          <w:b w:val="0"/>
+        </w:rPr>
         <w:t>Keep the test conditions fixed, record every result, and change only one planned factor.</w:t>
       </w:r>
     </w:p>
@@ -2413,27 +3736,98 @@
       </w:r>
     </w:p>
     <w:p>
-      <w:r>
-        <w:t>1.  Write the hypothesis and expected evidence before running.</w:t>
-      </w:r>
-    </w:p>
-    <w:p>
-      <w:r>
-        <w:t>2.  Error Clinic: annotate every wrong prediction, cluster by condition, write hypotheses, and select one measurable next test.</w:t>
-      </w:r>
-    </w:p>
-    <w:p>
-      <w:r>
+      <w:pPr>
+        <w:spacing w:line="336" w:lineRule="auto" w:after="180"/>
+        <w:shd w:fill="F4F9FC"/>
+      </w:pPr>
+      <w:r>
+        <w:rPr>
+          <w:b w:val="0"/>
+        </w:rPr>
+        <w:t xml:space="preserve">1.  Write the </w:t>
+      </w:r>
+      <w:r>
+        <w:rPr>
+          <w:b/>
+        </w:rPr>
+        <w:t>hypothesis</w:t>
+      </w:r>
+      <w:r>
+        <w:rPr>
+          <w:b w:val="0"/>
+        </w:rPr>
+        <w:t xml:space="preserve"> and expected </w:t>
+      </w:r>
+      <w:r>
+        <w:rPr>
+          <w:b/>
+        </w:rPr>
+        <w:t>evidence</w:t>
+      </w:r>
+      <w:r>
+        <w:rPr>
+          <w:b w:val="0"/>
+        </w:rPr>
+        <w:t xml:space="preserve"> before running.</w:t>
+      </w:r>
+    </w:p>
+    <w:p>
+      <w:pPr>
+        <w:spacing w:line="336" w:lineRule="auto" w:after="180"/>
+        <w:shd w:fill="F4F9FC"/>
+      </w:pPr>
+      <w:r>
+        <w:rPr>
+          <w:b w:val="0"/>
+        </w:rPr>
+        <w:t xml:space="preserve">2.  Error Clinic: annotate every wrong </w:t>
+      </w:r>
+      <w:r>
+        <w:rPr>
+          <w:b/>
+        </w:rPr>
+        <w:t>prediction</w:t>
+      </w:r>
+      <w:r>
+        <w:rPr>
+          <w:b w:val="0"/>
+        </w:rPr>
+        <w:t>, cluster by condition, write hypotheses, and select one measurable next test.</w:t>
+      </w:r>
+    </w:p>
+    <w:p>
+      <w:pPr>
+        <w:spacing w:line="336" w:lineRule="auto" w:after="180"/>
+        <w:shd w:fill="F4F9FC"/>
+      </w:pPr>
+      <w:r>
+        <w:rPr>
+          <w:b w:val="0"/>
+        </w:rPr>
         <w:t>3.  Run one normal, one boundary, one missing, and one shifted case.</w:t>
       </w:r>
     </w:p>
     <w:p>
-      <w:r>
+      <w:pPr>
+        <w:spacing w:line="336" w:lineRule="auto" w:after="180"/>
+        <w:shd w:fill="F4F9FC"/>
+      </w:pPr>
+      <w:r>
+        <w:rPr>
+          <w:b w:val="0"/>
+        </w:rPr>
         <w:t>4.  Calculate the metric from raw counts or row-level errors.</w:t>
       </w:r>
     </w:p>
     <w:p>
-      <w:r>
+      <w:pPr>
+        <w:spacing w:line="336" w:lineRule="auto" w:after="180"/>
+        <w:shd w:fill="F4F9FC"/>
+      </w:pPr>
+      <w:r>
+        <w:rPr>
+          <w:b w:val="0"/>
+        </w:rPr>
         <w:t>5.  Interpret what changed, what did not, and what remains unsafe or unknown.</w:t>
       </w:r>
     </w:p>
@@ -2691,7 +4085,13 @@
       </w:r>
     </w:p>
     <w:p>
-      <w:r>
+      <w:pPr>
+        <w:spacing w:line="336" w:lineRule="auto" w:after="180"/>
+      </w:pPr>
+      <w:r>
+        <w:rPr>
+          <w:b w:val="0"/>
+        </w:rPr>
         <w:t>Before trying: what do I expect, and why? While trying: which step could first go wrong? Afterwards: what did I actually observe, and what should change? Keep “not run” if you only traced the procedure.</w:t>
       </w:r>
     </w:p>
@@ -2705,6 +4105,17 @@
     </w:p>
     <w:p>
       <w:r>
+        <w:t>Move from recall to tracing, diagnosis and transfer in Error Analysis. Explain why each step is justified.</w:t>
+      </w:r>
+    </w:p>
+    <w:p>
+      <w:pPr>
+        <w:spacing w:line="336" w:lineRule="auto" w:after="180"/>
+      </w:pPr>
+      <w:r>
+        <w:rPr>
+          <w:b/>
+        </w:rPr>
         <w:t>MASTERY</w:t>
       </w:r>
     </w:p>
@@ -2717,8 +4128,26 @@
       </w:r>
     </w:p>
     <w:p>
-      <w:r>
-        <w:t>Move upward only when you can produce evidence without copying the example.</w:t>
+      <w:pPr>
+        <w:spacing w:line="336" w:lineRule="auto" w:after="180"/>
+      </w:pPr>
+      <w:r>
+        <w:rPr>
+          <w:b w:val="0"/>
+        </w:rPr>
+        <w:t xml:space="preserve">Move upward only when you can produce </w:t>
+      </w:r>
+      <w:r>
+        <w:rPr>
+          <w:b/>
+        </w:rPr>
+        <w:t>evidence</w:t>
+      </w:r>
+      <w:r>
+        <w:rPr>
+          <w:b w:val="0"/>
+        </w:rPr>
+        <w:t xml:space="preserve"> without copying the example.</w:t>
       </w:r>
     </w:p>
     <w:p>
@@ -2758,42 +4187,167 @@
       </w:r>
     </w:p>
     <w:p>
-      <w:r>
-        <w:t>DEFINE  Use all four terms precisely: error slice, failure cluster, root-cause hypothesis, controlled repair.</w:t>
-      </w:r>
-    </w:p>
-    <w:p>
-      <w:r>
-        <w:t>CALCULATE  Reproduce the worked evidence with units and denominator.</w:t>
-      </w:r>
-    </w:p>
-    <w:p>
-      <w:r>
+      <w:pPr>
+        <w:spacing w:line="336" w:lineRule="auto" w:after="180"/>
+      </w:pPr>
+      <w:r>
+        <w:rPr>
+          <w:b w:val="0"/>
+        </w:rPr>
+        <w:t xml:space="preserve">DEFINE  Use all four terms precisely: </w:t>
+      </w:r>
+      <w:r>
+        <w:rPr>
+          <w:b/>
+        </w:rPr>
+        <w:t>error slice</w:t>
+      </w:r>
+      <w:r>
+        <w:rPr>
+          <w:b w:val="0"/>
+        </w:rPr>
+        <w:t xml:space="preserve">, </w:t>
+      </w:r>
+      <w:r>
+        <w:rPr>
+          <w:b/>
+        </w:rPr>
+        <w:t>failure cluster</w:t>
+      </w:r>
+      <w:r>
+        <w:rPr>
+          <w:b w:val="0"/>
+        </w:rPr>
+        <w:t xml:space="preserve">, </w:t>
+      </w:r>
+      <w:r>
+        <w:rPr>
+          <w:b/>
+        </w:rPr>
+        <w:t>root-cause hypothesis</w:t>
+      </w:r>
+      <w:r>
+        <w:rPr>
+          <w:b w:val="0"/>
+        </w:rPr>
+        <w:t xml:space="preserve">, </w:t>
+      </w:r>
+      <w:r>
+        <w:rPr>
+          <w:b/>
+        </w:rPr>
+        <w:t>controlled repair</w:t>
+      </w:r>
+      <w:r>
+        <w:rPr>
+          <w:b w:val="0"/>
+        </w:rPr>
+        <w:t>.</w:t>
+      </w:r>
+    </w:p>
+    <w:p>
+      <w:pPr>
+        <w:spacing w:line="336" w:lineRule="auto" w:after="180"/>
+      </w:pPr>
+      <w:r>
+        <w:rPr>
+          <w:b w:val="0"/>
+        </w:rPr>
+        <w:t xml:space="preserve">CALCULATE  Reproduce the worked </w:t>
+      </w:r>
+      <w:r>
+        <w:rPr>
+          <w:b/>
+        </w:rPr>
+        <w:t>evidence</w:t>
+      </w:r>
+      <w:r>
+        <w:rPr>
+          <w:b w:val="0"/>
+        </w:rPr>
+        <w:t xml:space="preserve"> with units and denominator.</w:t>
+      </w:r>
+    </w:p>
+    <w:p>
+      <w:pPr>
+        <w:spacing w:line="336" w:lineRule="auto" w:after="180"/>
+        <w:shd w:fill="F4F9FC"/>
+      </w:pPr>
+      <w:r>
+        <w:rPr>
+          <w:b w:val="0"/>
+        </w:rPr>
         <w:t>TRACE  Explain the data, code or decision path.</w:t>
       </w:r>
     </w:p>
     <w:p>
-      <w:r>
+      <w:pPr>
+        <w:spacing w:line="336" w:lineRule="auto" w:after="180"/>
+        <w:shd w:fill="F4F9FC"/>
+      </w:pPr>
+      <w:r>
+        <w:rPr>
+          <w:b w:val="0"/>
+        </w:rPr>
         <w:t>DIAGNOSE  Looking closely at one surprising error is enough to diagnose the model.</w:t>
       </w:r>
     </w:p>
     <w:p>
-      <w:r>
+      <w:pPr>
+        <w:spacing w:line="336" w:lineRule="auto" w:after="180"/>
+        <w:shd w:fill="F4F9FC"/>
+      </w:pPr>
+      <w:r>
+        <w:rPr>
+          <w:b w:val="0"/>
+        </w:rPr>
         <w:t>TRANSFER  Solve a fresh dataset or model case.</w:t>
       </w:r>
     </w:p>
     <w:p>
-      <w:r>
-        <w:t>IMPROVE  Change one cause and rerun fixed evidence.</w:t>
-      </w:r>
-    </w:p>
-    <w:p>
-      <w:r>
+      <w:pPr>
+        <w:spacing w:line="336" w:lineRule="auto" w:after="180"/>
+      </w:pPr>
+      <w:r>
+        <w:rPr>
+          <w:b w:val="0"/>
+        </w:rPr>
+        <w:t xml:space="preserve">IMPROVE  Change one cause and rerun fixed </w:t>
+      </w:r>
+      <w:r>
+        <w:rPr>
+          <w:b/>
+        </w:rPr>
+        <w:t>evidence</w:t>
+      </w:r>
+      <w:r>
+        <w:rPr>
+          <w:b w:val="0"/>
+        </w:rPr>
+        <w:t>.</w:t>
+      </w:r>
+    </w:p>
+    <w:p>
+      <w:pPr>
+        <w:spacing w:line="336" w:lineRule="auto" w:after="180"/>
+        <w:shd w:fill="F4F9FC"/>
+      </w:pPr>
+      <w:r>
+        <w:rPr>
+          <w:b w:val="0"/>
+        </w:rPr>
         <w:t>DEFEND  State intended use, metric, limitation, and human responsibility.</w:t>
       </w:r>
     </w:p>
     <w:p>
-      <w:r>
+      <w:pPr>
+        <w:spacing w:line="336" w:lineRule="auto" w:after="180"/>
+        <w:shd w:fill="F1F6F8"/>
+      </w:pPr>
+      <w:r>
+        <w:rPr>
+          <w:b w:val="0"/>
+        </w:rPr>
         <w:t>MASTERY RULE  A coached calculation becomes mastery only after a different case is completed independently.</w:t>
       </w:r>
     </w:p>
@@ -2807,6 +4361,17 @@
     </w:p>
     <w:p>
       <w:r>
+        <w:t>Apply this week’s idea to Responsible Plant Classifier. Keep an annotated decision and the evidence supporting it.</w:t>
+      </w:r>
+    </w:p>
+    <w:p>
+      <w:pPr>
+        <w:spacing w:line="336" w:lineRule="auto" w:after="180"/>
+      </w:pPr>
+      <w:r>
+        <w:rPr>
+          <w:b/>
+        </w:rPr>
         <w:t>CUMULATIVE PROJECT</w:t>
       </w:r>
     </w:p>
@@ -2819,8 +4384,26 @@
       </w:r>
     </w:p>
     <w:p>
-      <w:r>
-        <w:t>Every week adds one reviewable artifact to the same evidence-based capstone.</w:t>
+      <w:pPr>
+        <w:spacing w:line="336" w:lineRule="auto" w:after="180"/>
+      </w:pPr>
+      <w:r>
+        <w:rPr>
+          <w:b w:val="0"/>
+        </w:rPr>
+        <w:t xml:space="preserve">Every week adds one reviewable artifact to the same </w:t>
+      </w:r>
+      <w:r>
+        <w:rPr>
+          <w:b/>
+        </w:rPr>
+        <w:t>evidence</w:t>
+      </w:r>
+      <w:r>
+        <w:rPr>
+          <w:b w:val="0"/>
+        </w:rPr>
+        <w:t>-based capstone.</w:t>
       </w:r>
     </w:p>
     <w:p>
@@ -2860,43 +4443,110 @@
       </w:r>
     </w:p>
     <w:p>
-      <w:r>
+      <w:pPr>
+        <w:spacing w:line="336" w:lineRule="auto" w:after="180"/>
+        <w:shd w:fill="EDF7F3"/>
+      </w:pPr>
+      <w:r>
+        <w:rPr>
+          <w:b w:val="0"/>
+        </w:rPr>
         <w:t>THIS WEEK'S CHECKPOINT  Create the Plant Classifier error log linking case ID, actual, predicted, confidence, condition, likely cause, and next action.</w:t>
       </w:r>
     </w:p>
     <w:p>
-      <w:r>
+      <w:pPr>
+        <w:spacing w:line="336" w:lineRule="auto" w:after="180"/>
+        <w:shd w:fill="F5F1FB"/>
+      </w:pPr>
+      <w:r>
+        <w:rPr>
+          <w:b w:val="0"/>
+        </w:rPr>
         <w:t>Which requirement or risk does this artifact address?</w:t>
       </w:r>
     </w:p>
     <w:p>
-      <w:r>
+      <w:pPr>
+        <w:spacing w:line="336" w:lineRule="auto" w:after="180"/>
+        <w:shd w:fill="F5F1FB"/>
+      </w:pPr>
+      <w:r>
+        <w:rPr>
+          <w:b w:val="0"/>
+        </w:rPr>
         <w:t>Which dataset, split, code, and metric version does it use?</w:t>
       </w:r>
     </w:p>
     <w:p>
-      <w:r>
+      <w:pPr>
+        <w:spacing w:line="336" w:lineRule="auto" w:after="180"/>
+        <w:shd w:fill="F5F1FB"/>
+      </w:pPr>
+      <w:r>
+        <w:rPr>
+          <w:b w:val="0"/>
+        </w:rPr>
         <w:t>What normal and shifted cases were tested?</w:t>
       </w:r>
     </w:p>
     <w:p>
-      <w:r>
+      <w:pPr>
+        <w:spacing w:line="336" w:lineRule="auto" w:after="180"/>
+        <w:shd w:fill="F5F1FB"/>
+      </w:pPr>
+      <w:r>
+        <w:rPr>
+          <w:b w:val="0"/>
+        </w:rPr>
         <w:t>What remains uncertain or weak?</w:t>
       </w:r>
     </w:p>
     <w:p>
-      <w:r>
+      <w:pPr>
+        <w:spacing w:line="336" w:lineRule="auto" w:after="180"/>
+        <w:shd w:fill="F5F1FB"/>
+      </w:pPr>
+      <w:r>
+        <w:rPr>
+          <w:b w:val="0"/>
+        </w:rPr>
         <w:t>What decision still belongs to a teacher or qualified human?</w:t>
       </w:r>
     </w:p>
     <w:p>
-      <w:r>
+      <w:pPr>
+        <w:spacing w:line="336" w:lineRule="auto" w:after="180"/>
+        <w:shd w:fill="FFF5E6"/>
+      </w:pPr>
+      <w:r>
+        <w:rPr>
+          <w:b w:val="0"/>
+        </w:rPr>
         <w:t>RESPONSIBLE RELEASE  Never use this classroom prototype for medical, pesticide, agricultural, or other consequential decisions.</w:t>
       </w:r>
     </w:p>
     <w:p>
-      <w:r>
-        <w:t>My evidence-linked project decision:</w:t>
+      <w:pPr>
+        <w:spacing w:line="336" w:lineRule="auto" w:after="180"/>
+      </w:pPr>
+      <w:r>
+        <w:rPr>
+          <w:b w:val="0"/>
+        </w:rPr>
+        <w:t xml:space="preserve">My </w:t>
+      </w:r>
+      <w:r>
+        <w:rPr>
+          <w:b/>
+        </w:rPr>
+        <w:t>evidence</w:t>
+      </w:r>
+      <w:r>
+        <w:rPr>
+          <w:b w:val="0"/>
+        </w:rPr>
+        <w:t>-linked project decision:</w:t>
       </w:r>
     </w:p>
     <w:p>
@@ -2908,8 +4558,37 @@
       </w:r>
     </w:p>
     <w:p>
-      <w:r>
-        <w:t>For your Responsible Plant Classifier, save the input, procedure, observed result and limitation of this check. Label this worked example as practice; use a different, previously unreviewed case when checking independent understanding.</w:t>
+      <w:pPr>
+        <w:spacing w:line="336" w:lineRule="auto" w:after="180"/>
+      </w:pPr>
+      <w:r>
+        <w:rPr>
+          <w:b w:val="0"/>
+        </w:rPr>
+        <w:t xml:space="preserve">For your Responsible Plant Classifier, save the </w:t>
+      </w:r>
+      <w:r>
+        <w:rPr>
+          <w:b/>
+        </w:rPr>
+        <w:t>input</w:t>
+      </w:r>
+      <w:r>
+        <w:rPr>
+          <w:b w:val="0"/>
+        </w:rPr>
+        <w:t>, procedure, observed result and limitation of this check.</w:t>
+      </w:r>
+    </w:p>
+    <w:p>
+      <w:pPr>
+        <w:spacing w:line="336" w:lineRule="auto" w:after="180"/>
+      </w:pPr>
+      <w:r>
+        <w:rPr>
+          <w:b w:val="0"/>
+        </w:rPr>
+        <w:t>Label this worked example as practice; use a different, previously unreviewed case when checking independent understanding.</w:t>
       </w:r>
     </w:p>
     <w:p>
@@ -2922,6 +4601,17 @@
     </w:p>
     <w:p>
       <w:r>
+        <w:t>Use a genuinely new case for independent evidence. Previously discussed examples remain practice; use the separately named independent case before feedback.</w:t>
+      </w:r>
+    </w:p>
+    <w:p>
+      <w:pPr>
+        <w:spacing w:line="336" w:lineRule="auto" w:after="180"/>
+      </w:pPr>
+      <w:r>
+        <w:rPr>
+          <w:b/>
+        </w:rPr>
         <w:t>INDEPENDENT PROOF</w:t>
       </w:r>
     </w:p>
@@ -2934,7 +4624,13 @@
       </w:r>
     </w:p>
     <w:p>
-      <w:r>
+      <w:pPr>
+        <w:spacing w:line="336" w:lineRule="auto" w:after="180"/>
+      </w:pPr>
+      <w:r>
+        <w:rPr>
+          <w:b w:val="0"/>
+        </w:rPr>
         <w:t>Complete this with a fresh case after guided practice and compare it with the mastery criteria.</w:t>
       </w:r>
     </w:p>
@@ -2975,48 +4671,156 @@
       </w:r>
     </w:p>
     <w:p>
-      <w:r>
+      <w:pPr>
+        <w:pStyle w:val="Heading3"/>
+      </w:pPr>
+      <w:r>
+        <w:t>What success looks like</w:t>
+      </w:r>
+    </w:p>
+    <w:p>
+      <w:pPr>
+        <w:spacing w:line="336" w:lineRule="auto" w:after="180"/>
+        <w:shd w:fill="EDF7F3"/>
+      </w:pPr>
+      <w:r>
+        <w:rPr>
+          <w:b w:val="0"/>
+        </w:rPr>
         <w:t>REQUIRED PROOF  Cluster mistakes and propose cause-specific next tests.</w:t>
       </w:r>
     </w:p>
     <w:p>
-      <w:r>
+      <w:pPr>
+        <w:spacing w:line="336" w:lineRule="auto" w:after="180"/>
+      </w:pPr>
+      <w:r>
+        <w:rPr>
+          <w:b w:val="0"/>
+        </w:rPr>
         <w:t>□ Define the task, feature/target roles, and intended-use boundary.</w:t>
       </w:r>
     </w:p>
     <w:p>
-      <w:r>
+      <w:pPr>
+        <w:spacing w:line="336" w:lineRule="auto" w:after="180"/>
+      </w:pPr>
+      <w:r>
+        <w:rPr>
+          <w:b w:val="0"/>
+        </w:rPr>
         <w:t>□ Show the calculation, code trace, or experiment record.</w:t>
       </w:r>
     </w:p>
     <w:p>
-      <w:r>
+      <w:pPr>
+        <w:spacing w:line="336" w:lineRule="auto" w:after="180"/>
+      </w:pPr>
+      <w:r>
+        <w:rPr>
+          <w:b w:val="0"/>
+        </w:rPr>
         <w:t>□ Test a normal case and one revealing boundary, missing, or shifted case.</w:t>
       </w:r>
     </w:p>
     <w:p>
-      <w:r>
+      <w:pPr>
+        <w:spacing w:line="336" w:lineRule="auto" w:after="180"/>
+      </w:pPr>
+      <w:r>
+        <w:rPr>
+          <w:b w:val="0"/>
+        </w:rPr>
         <w:t>□ Diagnose one failure without changing several factors at once.</w:t>
       </w:r>
     </w:p>
     <w:p>
-      <w:r>
+      <w:pPr>
+        <w:spacing w:line="336" w:lineRule="auto" w:after="180"/>
+      </w:pPr>
+      <w:r>
+        <w:rPr>
+          <w:b w:val="0"/>
+        </w:rPr>
         <w:t>□ Name a limitation, fairness concern, and the human-review action.</w:t>
       </w:r>
     </w:p>
     <w:p>
-      <w:r>
-        <w:t>Independent evidence and defense:</w:t>
-      </w:r>
-    </w:p>
-    <w:p>
-      <w:r>
+      <w:pPr>
+        <w:spacing w:line="336" w:lineRule="auto" w:after="180"/>
+      </w:pPr>
+      <w:r>
+        <w:rPr>
+          <w:b w:val="0"/>
+        </w:rPr>
+        <w:t xml:space="preserve">Independent </w:t>
+      </w:r>
+      <w:r>
+        <w:rPr>
+          <w:b/>
+        </w:rPr>
+        <w:t>evidence</w:t>
+      </w:r>
+      <w:r>
+        <w:rPr>
+          <w:b w:val="0"/>
+        </w:rPr>
+        <w:t xml:space="preserve"> and defense:</w:t>
+      </w:r>
+    </w:p>
+    <w:p>
+      <w:pPr>
+        <w:spacing w:line="336" w:lineRule="auto" w:after="180"/>
+      </w:pPr>
+      <w:r>
+        <w:rPr>
+          <w:b w:val="0"/>
+        </w:rPr>
         <w:t>My level:  □ Not yet  □ With one hint  □ Independently  □ I can teach and defend it</w:t>
       </w:r>
     </w:p>
     <w:p>
-      <w:r>
-        <w:t>NEXT BRIDGE  Carry the experiment evidence into: Regression and Residuals.</w:t>
+      <w:pPr>
+        <w:pStyle w:val="Heading3"/>
+      </w:pPr>
+      <w:r>
+        <w:t>Connect to the next lesson</w:t>
+      </w:r>
+    </w:p>
+    <w:p>
+      <w:pPr>
+        <w:spacing w:line="336" w:lineRule="auto" w:after="180"/>
+        <w:shd w:fill="F1F6F8"/>
+      </w:pPr>
+      <w:r>
+        <w:rPr>
+          <w:b w:val="0"/>
+        </w:rPr>
+        <w:t xml:space="preserve">NEXT BRIDGE  Carry the experiment </w:t>
+      </w:r>
+      <w:r>
+        <w:rPr>
+          <w:b/>
+        </w:rPr>
+        <w:t>evidence</w:t>
+      </w:r>
+      <w:r>
+        <w:rPr>
+          <w:b w:val="0"/>
+        </w:rPr>
+        <w:t xml:space="preserve"> into: </w:t>
+      </w:r>
+      <w:r>
+        <w:rPr>
+          <w:b/>
+        </w:rPr>
+        <w:t>Regression</w:t>
+      </w:r>
+      <w:r>
+        <w:rPr>
+          <w:b w:val="0"/>
+        </w:rPr>
+        <w:t xml:space="preserve"> and Residuals.</w:t>
       </w:r>
     </w:p>
     <w:p>
@@ -3028,6 +4832,11 @@
       </w:r>
     </w:p>
     <w:p>
+      <w:r>
+        <w:t>Revisit the complete Error Analysis case for supported practice. Repeated examples do not become fresh assessments.</w:t>
+      </w:r>
+    </w:p>
+    <w:p>
       <w:pPr>
         <w:pStyle w:val="Heading3"/>
       </w:pPr>
@@ -3036,7 +4845,13 @@
       </w:r>
     </w:p>
     <w:p>
-      <w:r>
+      <w:pPr>
+        <w:spacing w:line="336" w:lineRule="auto" w:after="180"/>
+      </w:pPr>
+      <w:r>
+        <w:rPr>
+          <w:b w:val="0"/>
+        </w:rPr>
         <w:t>Use the supplied details to practise the weekly concept before attempting the independent question. This case extends the illustrated lesson.</w:t>
       </w:r>
     </w:p>
@@ -3049,7 +4864,13 @@
       </w:r>
     </w:p>
     <w:p>
-      <w:r>
+      <w:pPr>
+        <w:spacing w:line="336" w:lineRule="auto" w:after="180"/>
+      </w:pPr>
+      <w:r>
+        <w:rPr>
+          <w:b w:val="0"/>
+        </w:rPr>
         <w:t>Four errors occur among five backlit photos; two among twenty ordinary photos.</w:t>
       </w:r>
     </w:p>
@@ -3062,7 +4883,13 @@
       </w:r>
     </w:p>
     <w:p>
-      <w:r>
+      <w:pPr>
+        <w:spacing w:line="336" w:lineRule="auto" w:after="180"/>
+      </w:pPr>
+      <w:r>
+        <w:rPr>
+          <w:b w:val="0"/>
+        </w:rPr>
         <w:t>Compare rates and investigate.</w:t>
       </w:r>
     </w:p>
@@ -3075,8 +4902,26 @@
       </w:r>
     </w:p>
     <w:p>
-      <w:r>
-        <w:t>Backlit error=80%; ordinary=10%. Inspect image quality and confounding differences. Association motivates controlled testing; it does not alone prove cause.</w:t>
+      <w:pPr>
+        <w:spacing w:line="336" w:lineRule="auto" w:after="180"/>
+      </w:pPr>
+      <w:r>
+        <w:rPr>
+          <w:b w:val="0"/>
+        </w:rPr>
+        <w:t>Backlit error=</w:t>
+      </w:r>
+      <w:r>
+        <w:rPr>
+          <w:b/>
+        </w:rPr>
+        <w:t>80%</w:t>
+      </w:r>
+      <w:r>
+        <w:rPr>
+          <w:b w:val="0"/>
+        </w:rPr>
+        <w:t>; ordinary=10%. Inspect image quality and confounding differences. Association motivates controlled testing; it does not alone prove cause.</w:t>
       </w:r>
     </w:p>
     <w:p>
@@ -3088,7 +4933,14 @@
       </w:r>
     </w:p>
     <w:p>
-      <w:r>
+      <w:pPr>
+        <w:spacing w:line="336" w:lineRule="auto" w:after="180"/>
+        <w:shd w:fill="F5F1FB"/>
+      </w:pPr>
+      <w:r>
+        <w:rPr>
+          <w:b w:val="0"/>
+        </w:rPr>
         <w:t>Which detail supports the answer, and why does it matter?</w:t>
       </w:r>
     </w:p>
@@ -3222,18 +5074,48 @@
       </w:tr>
     </w:tbl>
     <w:p>
-      <w:r>
+      <w:pPr>
+        <w:spacing w:line="336" w:lineRule="auto" w:after="180"/>
+      </w:pPr>
+      <w:r>
+        <w:rPr>
+          <w:b w:val="0"/>
+        </w:rPr>
         <w:t>Four errors occur among five backlit photos; two among twenty ordinary photos.</w:t>
       </w:r>
     </w:p>
     <w:p>
-      <w:r>
+      <w:pPr>
+        <w:spacing w:line="336" w:lineRule="auto" w:after="180"/>
+      </w:pPr>
+      <w:r>
+        <w:rPr>
+          <w:b w:val="0"/>
+        </w:rPr>
         <w:t>Compare rates and investigate.</w:t>
       </w:r>
     </w:p>
     <w:p>
-      <w:r>
-        <w:t>Backlit error=80%; ordinary=10%. Inspect image quality and confounding differences. Association motivates controlled testing; it does not alone prove cause.</w:t>
+      <w:pPr>
+        <w:spacing w:line="336" w:lineRule="auto" w:after="180"/>
+      </w:pPr>
+      <w:r>
+        <w:rPr>
+          <w:b w:val="0"/>
+        </w:rPr>
+        <w:t>Backlit error=</w:t>
+      </w:r>
+      <w:r>
+        <w:rPr>
+          <w:b/>
+        </w:rPr>
+        <w:t>80%</w:t>
+      </w:r>
+      <w:r>
+        <w:rPr>
+          <w:b w:val="0"/>
+        </w:rPr>
+        <w:t>; ordinary=10%. Inspect image quality and confounding differences. Association motivates controlled testing; it does not alone prove cause.</w:t>
       </w:r>
     </w:p>
     <w:p>
@@ -3245,6 +5127,11 @@
       </w:r>
     </w:p>
     <w:p>
+      <w:r>
+        <w:t>Attempt the reserved new case before feedback. Record support; the earlier examples below remain additional practice.</w:t>
+      </w:r>
+    </w:p>
+    <w:p>
       <w:pPr>
         <w:pStyle w:val="Heading3"/>
       </w:pPr>
@@ -3253,7 +5140,13 @@
       </w:r>
     </w:p>
     <w:p>
-      <w:r>
+      <w:pPr>
+        <w:spacing w:line="336" w:lineRule="auto" w:after="180"/>
+      </w:pPr>
+      <w:r>
+        <w:rPr>
+          <w:b w:val="0"/>
+        </w:rPr>
         <w:t>Old errors are 5/10 on route A and 2/20 on B. New errors are 3/10 and 5/20. State total and group changes and a justified next step.</w:t>
       </w:r>
     </w:p>
@@ -3301,7 +5194,13 @@
       </w:r>
     </w:p>
     <w:p>
-      <w:r>
+      <w:pPr>
+        <w:spacing w:line="336" w:lineRule="auto" w:after="180"/>
+      </w:pPr>
+      <w:r>
+        <w:rPr>
+          <w:b w:val="0"/>
+        </w:rPr>
         <w:t>Attempt this case before feedback. Record any help. Earlier examples below are further practice; a case already practised with feedback cannot establish fresh transfer.</w:t>
       </w:r>
     </w:p>
@@ -3314,18 +5213,43 @@
       </w:r>
     </w:p>
     <w:p>
-      <w:r>
+      <w:pPr>
+        <w:spacing w:line="336" w:lineRule="auto" w:after="180"/>
+      </w:pPr>
+      <w:r>
+        <w:rPr>
+          <w:b w:val="0"/>
+        </w:rPr>
         <w:t>Close the worked explanation. Apply the idea to this different question without copying.</w:t>
       </w:r>
     </w:p>
     <w:p>
-      <w:r>
+      <w:pPr>
+        <w:spacing w:line="336" w:lineRule="auto" w:after="180"/>
+        <w:shd w:fill="F5F1FB"/>
+      </w:pPr>
+      <w:r>
+        <w:rPr>
+          <w:b w:val="0"/>
+        </w:rPr>
         <w:t>Of eight errors, six are on blurry images and two on clear images. Can you conclude blurry images have a higher error rate without group totals?</w:t>
       </w:r>
     </w:p>
     <w:p>
-      <w:r>
-        <w:t>My answer, with a trace, calculation or supporting evidence</w:t>
+      <w:pPr>
+        <w:spacing w:line="336" w:lineRule="auto" w:after="180"/>
+      </w:pPr>
+      <w:r>
+        <w:rPr>
+          <w:b w:val="0"/>
+        </w:rPr>
+        <w:t xml:space="preserve">My answer, with a trace, calculation or supporting </w:t>
+      </w:r>
+      <w:r>
+        <w:rPr>
+          <w:b/>
+        </w:rPr>
+        <w:t>evidence</w:t>
       </w:r>
     </w:p>
     <w:p>
@@ -3370,13 +5294,37 @@
       </w:r>
     </w:p>
     <w:p>
-      <w:r>
+      <w:pPr>
+        <w:spacing w:line="336" w:lineRule="auto" w:after="180"/>
+      </w:pPr>
+      <w:r>
+        <w:rPr>
+          <w:b w:val="0"/>
+        </w:rPr>
         <w:t>Change one relevant detail. Predict the result before testing. Include a boundary or missing-information case when it helps reveal a limit.</w:t>
       </w:r>
     </w:p>
     <w:p>
-      <w:r>
-        <w:t>My changed input and expected result</w:t>
+      <w:pPr>
+        <w:spacing w:line="336" w:lineRule="auto" w:after="180"/>
+      </w:pPr>
+      <w:r>
+        <w:rPr>
+          <w:b w:val="0"/>
+        </w:rPr>
+        <w:t xml:space="preserve">My changed </w:t>
+      </w:r>
+      <w:r>
+        <w:rPr>
+          <w:b/>
+        </w:rPr>
+        <w:t>input</w:t>
+      </w:r>
+      <w:r>
+        <w:rPr>
+          <w:b w:val="0"/>
+        </w:rPr>
+        <w:t xml:space="preserve"> and expected result</w:t>
       </w:r>
     </w:p>
     <w:p>
@@ -3421,13 +5369,37 @@
       </w:r>
     </w:p>
     <w:p>
-      <w:r>
+      <w:pPr>
+        <w:spacing w:line="336" w:lineRule="auto" w:after="180"/>
+      </w:pPr>
+      <w:r>
+        <w:rPr>
+          <w:b w:val="0"/>
+        </w:rPr>
         <w:t>Create the Plant Classifier error log linking case ID, actual, predicted, confidence, condition, likely cause, and next action.</w:t>
       </w:r>
     </w:p>
     <w:p>
-      <w:r>
-        <w:t>The evidence I will keep</w:t>
+      <w:pPr>
+        <w:spacing w:line="336" w:lineRule="auto" w:after="180"/>
+      </w:pPr>
+      <w:r>
+        <w:rPr>
+          <w:b w:val="0"/>
+        </w:rPr>
+        <w:t xml:space="preserve">The </w:t>
+      </w:r>
+      <w:r>
+        <w:rPr>
+          <w:b/>
+        </w:rPr>
+        <w:t>evidence</w:t>
+      </w:r>
+      <w:r>
+        <w:rPr>
+          <w:b w:val="0"/>
+        </w:rPr>
+        <w:t xml:space="preserve"> I will keep</w:t>
       </w:r>
     </w:p>
     <w:p>
@@ -3464,8 +5436,26 @@
       </w:r>
     </w:p>
     <w:p>
-      <w:r>
-        <w:t>Your teacher has the independent answer and scoring criteria. Complete the matching workbook week to keep your practice evidence together.</w:t>
+      <w:pPr>
+        <w:spacing w:line="336" w:lineRule="auto" w:after="180"/>
+      </w:pPr>
+      <w:r>
+        <w:rPr>
+          <w:b w:val="0"/>
+        </w:rPr>
+        <w:t xml:space="preserve">Your teacher has the independent answer and scoring criteria. Complete the matching workbook week to keep your practice </w:t>
+      </w:r>
+      <w:r>
+        <w:rPr>
+          <w:b/>
+        </w:rPr>
+        <w:t>evidence</w:t>
+      </w:r>
+      <w:r>
+        <w:rPr>
+          <w:b w:val="0"/>
+        </w:rPr>
+        <w:t xml:space="preserve"> together.</w:t>
       </w:r>
     </w:p>
     <w:p>
@@ -3477,7 +5467,13 @@
       </w:r>
     </w:p>
     <w:p>
-      <w:r>
+      <w:pPr>
+        <w:spacing w:line="336" w:lineRule="auto" w:after="180"/>
+      </w:pPr>
+      <w:r>
+        <w:rPr>
+          <w:b w:val="0"/>
+        </w:rPr>
         <w:t>A model fails 6/10 backlit and 2/20 front-lit photos. Compute error rates and design a follow-up that tests lighting rather than leaf identity.</w:t>
       </w:r>
     </w:p>
@@ -3533,8 +5529,25 @@
       </w:r>
     </w:p>
     <w:p>
-      <w:r>
-        <w:t>Attempt the independent case before hints. Record whether you worked alone, used a hint or followed a model. After feedback, fix the first unsupported step and explain why it changed. A later check uses a changed case, not a copied answer.</w:t>
+      <w:pPr>
+        <w:spacing w:line="336" w:lineRule="auto" w:after="180"/>
+      </w:pPr>
+      <w:r>
+        <w:rPr>
+          <w:b w:val="0"/>
+        </w:rPr>
+        <w:t>Attempt the independent case before hints. Record whether you worked alone, used a hint or followed a model. After feedback, fix the first unsupported step and explain why it changed.</w:t>
+      </w:r>
+    </w:p>
+    <w:p>
+      <w:pPr>
+        <w:spacing w:line="336" w:lineRule="auto" w:after="180"/>
+      </w:pPr>
+      <w:r>
+        <w:rPr>
+          <w:b w:val="0"/>
+        </w:rPr>
+        <w:t>A later check uses a changed case, not a copied answer.</w:t>
       </w:r>
     </w:p>
     <w:p>
@@ -3547,6 +5560,17 @@
     </w:p>
     <w:p>
       <w:r>
+        <w:t>Use this map to navigate Error Analysis, connect the goals to tasks and keep one evidence record for each attempt.</w:t>
+      </w:r>
+    </w:p>
+    <w:p>
+      <w:pPr>
+        <w:spacing w:line="336" w:lineRule="auto" w:after="180"/>
+      </w:pPr>
+      <w:r>
+        <w:rPr>
+          <w:b w:val="0"/>
+        </w:rPr>
         <w:t>Start with this question: Find an error cluster before choosing a controlled follow-up.</w:t>
       </w:r>
     </w:p>
@@ -3653,13 +5677,61 @@
       </w:tr>
     </w:tbl>
     <w:p>
-      <w:r>
-        <w:t>Remember → watch and explain → try with help → investigate → try independently → keep project evidence. Your teacher may spread this lesson across several classes.</w:t>
-      </w:r>
-    </w:p>
-    <w:p>
-      <w:r>
-        <w:t>Keep your first prediction. Compare it with what the evidence shows and explain any change.</w:t>
+      <w:pPr>
+        <w:spacing w:line="336" w:lineRule="auto" w:after="180"/>
+      </w:pPr>
+      <w:r>
+        <w:rPr>
+          <w:b w:val="0"/>
+        </w:rPr>
+        <w:t xml:space="preserve">Remember → watch and explain → try with help → investigate → try independently → keep project </w:t>
+      </w:r>
+      <w:r>
+        <w:rPr>
+          <w:b/>
+        </w:rPr>
+        <w:t>evidence</w:t>
+      </w:r>
+      <w:r>
+        <w:rPr>
+          <w:b w:val="0"/>
+        </w:rPr>
+        <w:t>. Your teacher may spread this lesson across several classes.</w:t>
+      </w:r>
+    </w:p>
+    <w:p>
+      <w:pPr>
+        <w:spacing w:line="336" w:lineRule="auto" w:after="180"/>
+      </w:pPr>
+      <w:r>
+        <w:rPr>
+          <w:b w:val="0"/>
+        </w:rPr>
+        <w:t xml:space="preserve">Keep your first </w:t>
+      </w:r>
+      <w:r>
+        <w:rPr>
+          <w:b/>
+        </w:rPr>
+        <w:t>prediction</w:t>
+      </w:r>
+      <w:r>
+        <w:rPr>
+          <w:b w:val="0"/>
+        </w:rPr>
+        <w:t xml:space="preserve">. Compare it with what the </w:t>
+      </w:r>
+      <w:r>
+        <w:rPr>
+          <w:b/>
+        </w:rPr>
+        <w:t>evidence</w:t>
+      </w:r>
+      <w:r>
+        <w:rPr>
+          <w:b w:val="0"/>
+        </w:rPr>
+        <w:t xml:space="preserve"> shows and explain any change.</w:t>
       </w:r>
     </w:p>
     <w:p>
@@ -3672,7 +5744,24 @@
     </w:p>
     <w:p>
       <w:r>
-        <w:t>Close your notes. Explain this goal in your own words: Categorize development errors using evidence</w:t>
+        <w:t>Explain Error Analysis without notes, identify a remaining question and plan a later check with a changed case.</w:t>
+      </w:r>
+    </w:p>
+    <w:p>
+      <w:pPr>
+        <w:spacing w:line="336" w:lineRule="auto" w:after="180"/>
+      </w:pPr>
+      <w:r>
+        <w:rPr>
+          <w:b w:val="0"/>
+        </w:rPr>
+        <w:t xml:space="preserve">Close your notes. Explain this goal in your own words: Categorize development errors using </w:t>
+      </w:r>
+      <w:r>
+        <w:rPr>
+          <w:b/>
+        </w:rPr>
+        <w:t>evidence</w:t>
       </w:r>
     </w:p>
     <w:p>
@@ -3709,13 +5798,61 @@
       </w:r>
     </w:p>
     <w:p>
-      <w:r>
-        <w:t>If you are unsure, return to the worked picture and explain one arrow. If you are ready, change an input or assumption and justify your prediction.</w:t>
-      </w:r>
-    </w:p>
-    <w:p>
-      <w:r>
-        <w:t>Save your workbook evidence. At the next review, try a different case before opening your old answer.</w:t>
+      <w:pPr>
+        <w:spacing w:line="336" w:lineRule="auto" w:after="180"/>
+      </w:pPr>
+      <w:r>
+        <w:rPr>
+          <w:b w:val="0"/>
+        </w:rPr>
+        <w:t xml:space="preserve">If you are unsure, return to the worked picture and explain one arrow. If you are ready, change an </w:t>
+      </w:r>
+      <w:r>
+        <w:rPr>
+          <w:b/>
+        </w:rPr>
+        <w:t>input</w:t>
+      </w:r>
+      <w:r>
+        <w:rPr>
+          <w:b w:val="0"/>
+        </w:rPr>
+        <w:t xml:space="preserve"> or assumption and justify your </w:t>
+      </w:r>
+      <w:r>
+        <w:rPr>
+          <w:b/>
+        </w:rPr>
+        <w:t>prediction</w:t>
+      </w:r>
+      <w:r>
+        <w:rPr>
+          <w:b w:val="0"/>
+        </w:rPr>
+        <w:t>.</w:t>
+      </w:r>
+    </w:p>
+    <w:p>
+      <w:pPr>
+        <w:spacing w:line="336" w:lineRule="auto" w:after="180"/>
+      </w:pPr>
+      <w:r>
+        <w:rPr>
+          <w:b w:val="0"/>
+        </w:rPr>
+        <w:t xml:space="preserve">Save your workbook </w:t>
+      </w:r>
+      <w:r>
+        <w:rPr>
+          <w:b/>
+        </w:rPr>
+        <w:t>evidence</w:t>
+      </w:r>
+      <w:r>
+        <w:rPr>
+          <w:b w:val="0"/>
+        </w:rPr>
+        <w:t>. At the next review, try a different case before opening your old answer.</w:t>
       </w:r>
     </w:p>
     <w:p>
@@ -3728,11 +5865,28 @@
     </w:p>
     <w:p>
       <w:r>
+        <w:t>Attempt supported questions before using hints or feedback. Review a missing building block, then keep the completed work.</w:t>
+      </w:r>
+    </w:p>
+    <w:p>
+      <w:pPr>
+        <w:spacing w:line="336" w:lineRule="auto" w:after="180"/>
+      </w:pPr>
+      <w:r>
+        <w:rPr>
+          <w:b w:val="0"/>
+        </w:rPr>
         <w:t>Use this supported practice once, in the browser or on paper. Keep the reserved independent assessment for a separate first attempt before teacher feedback.</w:t>
       </w:r>
     </w:p>
     <w:p>
-      <w:r>
+      <w:pPr>
+        <w:spacing w:line="336" w:lineRule="auto" w:after="180"/>
+      </w:pPr>
+      <w:r>
+        <w:rPr>
+          <w:b w:val="0"/>
+        </w:rPr>
         <w:t>Find an error cluster before choosing a controlled follow-up.</w:t>
       </w:r>
     </w:p>
@@ -3745,22 +5899,49 @@
       </w:r>
     </w:p>
     <w:p>
-      <w:r>
+      <w:pPr>
+        <w:spacing w:line="336" w:lineRule="auto" w:after="180"/>
+      </w:pPr>
+      <w:r>
+        <w:rPr>
+          <w:b w:val="0"/>
+        </w:rPr>
         <w:t>Which labelled step matches this detail? Photograph the same approved toy scene in bright and dim conditions; hold device and framing fixed.</w:t>
       </w:r>
     </w:p>
     <w:p>
-      <w:r>
+      <w:pPr>
+        <w:spacing w:line="336" w:lineRule="auto" w:after="180"/>
+        <w:shd w:fill="F4F9FC"/>
+      </w:pPr>
+      <w:r>
+        <w:rPr>
+          <w:b w:val="0"/>
+        </w:rPr>
         <w:t>1. Plan controlled pair</w:t>
       </w:r>
     </w:p>
     <w:p>
-      <w:r>
+      <w:pPr>
+        <w:spacing w:line="336" w:lineRule="auto" w:after="180"/>
+        <w:shd w:fill="F4F9FC"/>
+      </w:pPr>
+      <w:r>
+        <w:rPr>
+          <w:b w:val="0"/>
+        </w:rPr>
         <w:t>2. Compute slice errors</w:t>
       </w:r>
     </w:p>
     <w:p>
-      <w:r>
+      <w:pPr>
+        <w:spacing w:line="336" w:lineRule="auto" w:after="180"/>
+        <w:shd w:fill="F4F9FC"/>
+      </w:pPr>
+      <w:r>
+        <w:rPr>
+          <w:b w:val="0"/>
+        </w:rPr>
         <w:t>3. Inspect dim failures</w:t>
       </w:r>
     </w:p>
@@ -3798,41 +5979,179 @@
       </w:r>
     </w:p>
     <w:p>
-      <w:r>
+      <w:pPr>
+        <w:pStyle w:val="Heading3"/>
+      </w:pPr>
+      <w:r>
+        <w:t>Hint · try first</w:t>
+      </w:r>
+    </w:p>
+    <w:p>
+      <w:pPr>
+        <w:spacing w:line="336" w:lineRule="auto" w:after="180"/>
+        <w:shd w:fill="F1F6F8"/>
+      </w:pPr>
+      <w:r>
+        <w:rPr>
+          <w:b w:val="0"/>
+        </w:rPr>
         <w:t>Hint if needed: Read the steps in the pictorial case. Match the supplied detail to the stage that performs or records it.</w:t>
       </w:r>
     </w:p>
     <w:p>
-      <w:r>
-        <w:t>After your attempt, compare with the supported explanation: Plan controlled pair Photograph the same approved toy scene in bright and dim conditions; hold device and framing fixed. Read the picture in order. Photograph the same approved toy scene in bright and dim conditions; hold device and framing fixed. The arrows show which recorded input or intermediate result each decision uses. Explain the deciding step aloud before checking the changed case; pointing to the final answer alone does not show how it follows.</w:t>
-      </w:r>
-    </w:p>
-    <w:p>
       <w:pPr>
         <w:pStyle w:val="Heading3"/>
       </w:pPr>
       <w:r>
+        <w:t>Feedback · compare after trying</w:t>
+      </w:r>
+    </w:p>
+    <w:p>
+      <w:pPr>
+        <w:spacing w:line="336" w:lineRule="auto" w:after="180"/>
+        <w:shd w:fill="F1F6FC"/>
+      </w:pPr>
+      <w:r>
+        <w:rPr>
+          <w:b w:val="0"/>
+        </w:rPr>
+        <w:t>After your attempt, compare with the supported explanation: Plan controlled pair Photograph the same approved toy scene in bright and dim conditions; hold device and framing fixed. Read the picture in order.</w:t>
+      </w:r>
+    </w:p>
+    <w:p>
+      <w:pPr>
+        <w:spacing w:line="336" w:lineRule="auto" w:after="180"/>
+        <w:shd w:fill="F1F6FC"/>
+      </w:pPr>
+      <w:r>
+        <w:rPr>
+          <w:b w:val="0"/>
+        </w:rPr>
+        <w:t xml:space="preserve">Photograph the same approved toy scene in bright and dim conditions; hold device and framing fixed. The arrows show which recorded </w:t>
+      </w:r>
+      <w:r>
+        <w:rPr>
+          <w:b/>
+        </w:rPr>
+        <w:t>input</w:t>
+      </w:r>
+      <w:r>
+        <w:rPr>
+          <w:b w:val="0"/>
+        </w:rPr>
+        <w:t xml:space="preserve"> or intermediate result each decision uses.</w:t>
+      </w:r>
+    </w:p>
+    <w:p>
+      <w:pPr>
+        <w:spacing w:line="336" w:lineRule="auto" w:after="180"/>
+        <w:shd w:fill="F1F6FC"/>
+      </w:pPr>
+      <w:r>
+        <w:rPr>
+          <w:b w:val="0"/>
+        </w:rPr>
+        <w:t>Explain the deciding step aloud before checking the changed case; pointing to the final answer alone does not show how it follows.</w:t>
+      </w:r>
+    </w:p>
+    <w:p>
+      <w:pPr>
+        <w:pStyle w:val="Heading3"/>
+      </w:pPr>
+      <w:r>
         <w:t>Practice 2: explain the deciding evidence</w:t>
       </w:r>
     </w:p>
     <w:p>
-      <w:r>
+      <w:pPr>
+        <w:pStyle w:val="Heading3"/>
+      </w:pPr>
+      <w:r>
+        <w:t>Changed case · predict first</w:t>
+      </w:r>
+    </w:p>
+    <w:p>
+      <w:pPr>
+        <w:spacing w:line="336" w:lineRule="auto" w:after="180"/>
+        <w:shd w:fill="F5F1FB"/>
+      </w:pPr>
+      <w:r>
+        <w:rPr>
+          <w:b w:val="0"/>
+        </w:rPr>
         <w:t>Changed-case practice: Dim errors fall to1/6 in a later same-case replay. Which conclusion is supported by the supplied facts?</w:t>
       </w:r>
     </w:p>
     <w:p>
-      <w:r>
-        <w:t>1. The replay’s dim error rate is 16.7%; it is development evidence if those cases guided the revision.</w:t>
-      </w:r>
-    </w:p>
-    <w:p>
-      <w:r>
-        <w:t>2. We can decide the result without examining the changed input or the procedure.</w:t>
-      </w:r>
-    </w:p>
-    <w:p>
-      <w:r>
-        <w:t>3. This one example guarantees correct results for every future input.</w:t>
+      <w:pPr>
+        <w:spacing w:line="336" w:lineRule="auto" w:after="180"/>
+        <w:shd w:fill="F4F9FC"/>
+      </w:pPr>
+      <w:r>
+        <w:rPr>
+          <w:b w:val="0"/>
+        </w:rPr>
+        <w:t xml:space="preserve">1. The replay’s dim error rate is 16.7%; it is development </w:t>
+      </w:r>
+      <w:r>
+        <w:rPr>
+          <w:b/>
+        </w:rPr>
+        <w:t>evidence</w:t>
+      </w:r>
+      <w:r>
+        <w:rPr>
+          <w:b w:val="0"/>
+        </w:rPr>
+        <w:t xml:space="preserve"> if those cases guided the revision.</w:t>
+      </w:r>
+    </w:p>
+    <w:p>
+      <w:pPr>
+        <w:spacing w:line="336" w:lineRule="auto" w:after="180"/>
+        <w:shd w:fill="F4F9FC"/>
+      </w:pPr>
+      <w:r>
+        <w:rPr>
+          <w:b w:val="0"/>
+        </w:rPr>
+        <w:t xml:space="preserve">2. We can decide the result without examining the changed </w:t>
+      </w:r>
+      <w:r>
+        <w:rPr>
+          <w:b/>
+        </w:rPr>
+        <w:t>input</w:t>
+      </w:r>
+      <w:r>
+        <w:rPr>
+          <w:b w:val="0"/>
+        </w:rPr>
+        <w:t xml:space="preserve"> or the procedure.</w:t>
+      </w:r>
+    </w:p>
+    <w:p>
+      <w:pPr>
+        <w:spacing w:line="336" w:lineRule="auto" w:after="180"/>
+        <w:shd w:fill="F4F9FC"/>
+      </w:pPr>
+      <w:r>
+        <w:rPr>
+          <w:b w:val="0"/>
+        </w:rPr>
+        <w:t xml:space="preserve">3. This one example guarantees correct results for every future </w:t>
+      </w:r>
+      <w:r>
+        <w:rPr>
+          <w:b/>
+        </w:rPr>
+        <w:t>input</w:t>
+      </w:r>
+      <w:r>
+        <w:rPr>
+          <w:b w:val="0"/>
+        </w:rPr>
+        <w:t>.</w:t>
       </w:r>
     </w:p>
     <w:p>
@@ -3869,36 +6188,201 @@
       </w:r>
     </w:p>
     <w:p>
-      <w:r>
+      <w:pPr>
+        <w:pStyle w:val="Heading3"/>
+      </w:pPr>
+      <w:r>
+        <w:t>Hint · try first</w:t>
+      </w:r>
+    </w:p>
+    <w:p>
+      <w:pPr>
+        <w:spacing w:line="336" w:lineRule="auto" w:after="180"/>
+        <w:shd w:fill="F1F6F8"/>
+      </w:pPr>
+      <w:r>
+        <w:rPr>
+          <w:b w:val="0"/>
+        </w:rPr>
         <w:t>Hint if needed: Use the changed condition and the deciding step in the pictorial trace. The answer must say what follows from those facts.</w:t>
       </w:r>
     </w:p>
     <w:p>
-      <w:r>
-        <w:t>After your attempt, compare with the supported explanation: The replay’s dim error rate is 16.7%; it is development evidence if those cases guided the revision. Observed improvement on reused cases is not an untouched final generalisation test.</w:t>
-      </w:r>
-    </w:p>
-    <w:p>
       <w:pPr>
         <w:pStyle w:val="Heading3"/>
       </w:pPr>
       <w:r>
+        <w:t>Feedback · compare after trying</w:t>
+      </w:r>
+    </w:p>
+    <w:p>
+      <w:pPr>
+        <w:spacing w:line="336" w:lineRule="auto" w:after="180"/>
+        <w:shd w:fill="F1F6FC"/>
+      </w:pPr>
+      <w:r>
+        <w:rPr>
+          <w:b w:val="0"/>
+        </w:rPr>
+        <w:t xml:space="preserve">After your attempt, compare with the supported explanation: The replay’s dim error rate is 16.7%; it is development </w:t>
+      </w:r>
+      <w:r>
+        <w:rPr>
+          <w:b/>
+        </w:rPr>
+        <w:t>evidence</w:t>
+      </w:r>
+      <w:r>
+        <w:rPr>
+          <w:b w:val="0"/>
+        </w:rPr>
+        <w:t xml:space="preserve"> if those cases guided the revision.</w:t>
+      </w:r>
+    </w:p>
+    <w:p>
+      <w:pPr>
+        <w:spacing w:line="336" w:lineRule="auto" w:after="180"/>
+        <w:shd w:fill="F1F6FC"/>
+      </w:pPr>
+      <w:r>
+        <w:rPr>
+          <w:b w:val="0"/>
+        </w:rPr>
+        <w:t>Observed improvement on reused cases is not an untouched final generalisation test.</w:t>
+      </w:r>
+    </w:p>
+    <w:p>
+      <w:pPr>
+        <w:pStyle w:val="Heading3"/>
+      </w:pPr>
+      <w:r>
         <w:t>Repair a missing building block</w:t>
       </w:r>
     </w:p>
     <w:p>
-      <w:r>
-        <w:t>Review Precision and Recall (ai-4/17). Goal: Choose the denominator that answers the question. Short practice: Were the original precision and recall denominators the same? Point to the relevant step in the picture, then write the changed result and the rule or evidence that supports it.. Return to this week and explain what you changed.</w:t>
-      </w:r>
-    </w:p>
-    <w:p>
-      <w:r>
-        <w:t>Review Confusion Matrix (ai-4/15). Goal: Build a labelled confusion matrix from matched reference and prediction pairs. Short practice: Why is adding TP alone without reducing FN an incorrect revision? Point to the relevant step in the picture, then write the changed result and the rule or evidence that supports it.. Return to this week and explain what you changed.</w:t>
-      </w:r>
-    </w:p>
-    <w:p>
-      <w:r>
-        <w:t>Review Nearest Neighbors (ai-4/12). Goal: Compute absolute distances and rank training neighbours. Short practice: Why is the k=1 outcome at length5 not uniquely determined without a tie rule? Point to the relevant step in the picture, then write the changed result and the rule or evidence that supports it.. Return to this week and explain what you changed.</w:t>
+      <w:pPr>
+        <w:spacing w:line="336" w:lineRule="auto" w:after="180"/>
+      </w:pPr>
+      <w:r>
+        <w:rPr>
+          <w:b w:val="0"/>
+        </w:rPr>
+        <w:t>Review Precision and Recall (ai-4/17). Goal: Choose the denominator that answers the question. Short practice: Were the original precision and recall denominators the same?</w:t>
+      </w:r>
+    </w:p>
+    <w:p>
+      <w:pPr>
+        <w:spacing w:line="336" w:lineRule="auto" w:after="180"/>
+      </w:pPr>
+      <w:r>
+        <w:rPr>
+          <w:b w:val="0"/>
+        </w:rPr>
+        <w:t xml:space="preserve">Point to the relevant step in the picture, then write the changed result and the rule or </w:t>
+      </w:r>
+      <w:r>
+        <w:rPr>
+          <w:b/>
+        </w:rPr>
+        <w:t>evidence</w:t>
+      </w:r>
+      <w:r>
+        <w:rPr>
+          <w:b w:val="0"/>
+        </w:rPr>
+        <w:t xml:space="preserve"> that supports it.. Return to this week and explain what you changed.</w:t>
+      </w:r>
+    </w:p>
+    <w:p>
+      <w:pPr>
+        <w:spacing w:line="336" w:lineRule="auto" w:after="180"/>
+      </w:pPr>
+      <w:r>
+        <w:rPr>
+          <w:b w:val="0"/>
+        </w:rPr>
+        <w:t xml:space="preserve">Review Confusion Matrix (ai-4/15). Goal: Build a labelled confusion matrix from matched reference and </w:t>
+      </w:r>
+      <w:r>
+        <w:rPr>
+          <w:b/>
+        </w:rPr>
+        <w:t>prediction</w:t>
+      </w:r>
+      <w:r>
+        <w:rPr>
+          <w:b w:val="0"/>
+        </w:rPr>
+        <w:t xml:space="preserve"> pairs. Short practice: Why is adding TP alone without reducing FN an incorrect revision?</w:t>
+      </w:r>
+    </w:p>
+    <w:p>
+      <w:pPr>
+        <w:spacing w:line="336" w:lineRule="auto" w:after="180"/>
+      </w:pPr>
+      <w:r>
+        <w:rPr>
+          <w:b w:val="0"/>
+        </w:rPr>
+        <w:t xml:space="preserve">Point to the relevant step in the picture, then write the changed result and the rule or </w:t>
+      </w:r>
+      <w:r>
+        <w:rPr>
+          <w:b/>
+        </w:rPr>
+        <w:t>evidence</w:t>
+      </w:r>
+      <w:r>
+        <w:rPr>
+          <w:b w:val="0"/>
+        </w:rPr>
+        <w:t xml:space="preserve"> that supports it.. Return to this week and explain what you changed.</w:t>
+      </w:r>
+    </w:p>
+    <w:p>
+      <w:pPr>
+        <w:spacing w:line="336" w:lineRule="auto" w:after="180"/>
+      </w:pPr>
+      <w:r>
+        <w:rPr>
+          <w:b w:val="0"/>
+        </w:rPr>
+        <w:t xml:space="preserve">Review Nearest Neighbors (ai-4/12). Goal: Compute absolute distances and rank </w:t>
+      </w:r>
+      <w:r>
+        <w:rPr>
+          <w:b/>
+        </w:rPr>
+        <w:t>training</w:t>
+      </w:r>
+      <w:r>
+        <w:rPr>
+          <w:b w:val="0"/>
+        </w:rPr>
+        <w:t xml:space="preserve"> neighbours. Short practice: Why is the k=1 outcome at length5 not uniquely determined without a tie rule?</w:t>
+      </w:r>
+    </w:p>
+    <w:p>
+      <w:pPr>
+        <w:spacing w:line="336" w:lineRule="auto" w:after="180"/>
+      </w:pPr>
+      <w:r>
+        <w:rPr>
+          <w:b w:val="0"/>
+        </w:rPr>
+        <w:t xml:space="preserve">Point to the relevant step in the picture, then write the changed result and the rule or </w:t>
+      </w:r>
+      <w:r>
+        <w:rPr>
+          <w:b/>
+        </w:rPr>
+        <w:t>evidence</w:t>
+      </w:r>
+      <w:r>
+        <w:rPr>
+          <w:b w:val="0"/>
+        </w:rPr>
+        <w:t xml:space="preserve"> that supports it.. Return to this week and explain what you changed.</w:t>
       </w:r>
     </w:p>
     <w:p>
@@ -3910,8 +6394,61 @@
       </w:r>
     </w:p>
     <w:p>
-      <w:r>
-        <w:t>The browser lab lets you edit the supported Python examples already included in this lesson. Predict first, run, inspect the actual output or error, change one input, then run again. Keep code, predictions, actual results and a reasoned revision together. On paper, label your result as a trace rather than an execution.</w:t>
+      <w:pPr>
+        <w:spacing w:line="336" w:lineRule="auto" w:after="180"/>
+      </w:pPr>
+      <w:r>
+        <w:rPr>
+          <w:b w:val="0"/>
+        </w:rPr>
+        <w:t xml:space="preserve">The browser lab lets you edit the supported Python examples already included in this lesson. Predict first, run, inspect the actual </w:t>
+      </w:r>
+      <w:r>
+        <w:rPr>
+          <w:b/>
+        </w:rPr>
+        <w:t>output</w:t>
+      </w:r>
+      <w:r>
+        <w:rPr>
+          <w:b w:val="0"/>
+        </w:rPr>
+        <w:t xml:space="preserve"> or error, change one </w:t>
+      </w:r>
+      <w:r>
+        <w:rPr>
+          <w:b/>
+        </w:rPr>
+        <w:t>input</w:t>
+      </w:r>
+      <w:r>
+        <w:rPr>
+          <w:b w:val="0"/>
+        </w:rPr>
+        <w:t>, then run again.</w:t>
+      </w:r>
+    </w:p>
+    <w:p>
+      <w:pPr>
+        <w:spacing w:line="336" w:lineRule="auto" w:after="180"/>
+      </w:pPr>
+      <w:r>
+        <w:rPr>
+          <w:b w:val="0"/>
+        </w:rPr>
+        <w:t xml:space="preserve">Keep code, </w:t>
+      </w:r>
+      <w:r>
+        <w:rPr>
+          <w:b/>
+        </w:rPr>
+        <w:t>prediction</w:t>
+      </w:r>
+      <w:r>
+        <w:rPr>
+          <w:b w:val="0"/>
+        </w:rPr>
+        <w:t>s, actual results and a reasoned revision together. On paper, label your result as a trace rather than an execution.</w:t>
       </w:r>
     </w:p>
     <w:p>
@@ -3923,8 +6460,637 @@
       </w:r>
     </w:p>
     <w:p>
-      <w:r>
-        <w:t>Use Download completed work in the hosted lesson to export your answers, reflections, practice feedback and code-run evidence. Open the HTML copy to read or print it. Drafts stay in this browser when storage is available; clear drafts on a shared device.</w:t>
+      <w:pPr>
+        <w:spacing w:line="336" w:lineRule="auto" w:after="180"/>
+      </w:pPr>
+      <w:r>
+        <w:rPr>
+          <w:b w:val="0"/>
+        </w:rPr>
+        <w:t xml:space="preserve">Use Download completed work in the hosted lesson to export your answers, reflections, practice feedback and code-run </w:t>
+      </w:r>
+      <w:r>
+        <w:rPr>
+          <w:b/>
+        </w:rPr>
+        <w:t>evidence</w:t>
+      </w:r>
+      <w:r>
+        <w:rPr>
+          <w:b w:val="0"/>
+        </w:rPr>
+        <w:t>. Open the HTML copy to read or print it.</w:t>
+      </w:r>
+    </w:p>
+    <w:p>
+      <w:pPr>
+        <w:spacing w:line="336" w:lineRule="auto" w:after="180"/>
+      </w:pPr>
+      <w:r>
+        <w:rPr>
+          <w:b w:val="0"/>
+        </w:rPr>
+        <w:t>Drafts stay in this browser when storage is available; clear drafts on a shared device.</w:t>
+      </w:r>
+    </w:p>
+    <w:p>
+      <w:pPr>
+        <w:pStyle w:val="Heading1"/>
+      </w:pPr>
+      <w:r>
+        <w:t>18. Visual concept journey</w:t>
+      </w:r>
+    </w:p>
+    <w:p>
+      <w:r>
+        <w:t>Explain each Error Analysis graphic using its labels, deciding evidence and relevant limitation.</w:t>
+      </w:r>
+    </w:p>
+    <w:p>
+      <w:pPr>
+        <w:pStyle w:val="Heading3"/>
+      </w:pPr>
+      <w:r>
+        <w:t>01. Error Analysis: the case</w:t>
+      </w:r>
+    </w:p>
+    <w:p>
+      <w:r>
+        <w:drawing>
+          <wp:inline xmlns:a="http://schemas.openxmlformats.org/drawingml/2006/main" xmlns:pic="http://schemas.openxmlformats.org/drawingml/2006/picture">
+            <wp:extent cx="5486400" cy="2990088"/>
+            <wp:docPr id="23" name="Picture 23" descr="Find an error cluster before choosing a controlled follow-up. Supplied facts: Candidate errors: bright-light photos1/8; dim-light photos3/6. Images and reference labels are fixed for this audit. All inputs and outcomes in this worked example are invented classroom data; no real model run is claimed."/>
+            <wp:cNvGraphicFramePr>
+              <a:graphicFrameLocks noChangeAspect="1"/>
+            </wp:cNvGraphicFramePr>
+            <a:graphic>
+              <a:graphicData uri="http://schemas.openxmlformats.org/drawingml/2006/picture">
+                <pic:pic>
+                  <pic:nvPicPr>
+                    <pic:cNvPr id="0" name="academy-story-ai-4-18-01.png"/>
+                    <pic:cNvPicPr/>
+                  </pic:nvPicPr>
+                  <pic:blipFill>
+                    <a:blip r:embed="rId30"/>
+                    <a:stretch>
+                      <a:fillRect/>
+                    </a:stretch>
+                  </pic:blipFill>
+                  <pic:spPr>
+                    <a:xfrm>
+                      <a:off x="0" y="0"/>
+                      <a:ext cx="5486400" cy="2990088"/>
+                    </a:xfrm>
+                    <a:prstGeom prst="rect"/>
+                  </pic:spPr>
+                </pic:pic>
+              </a:graphicData>
+            </a:graphic>
+          </wp:inline>
+        </w:drawing>
+      </w:r>
+    </w:p>
+    <w:p>
+      <w:pPr>
+        <w:spacing w:line="336" w:lineRule="auto" w:after="180"/>
+      </w:pPr>
+      <w:r>
+        <w:rPr>
+          <w:b w:val="0"/>
+        </w:rPr>
+        <w:t>Find an error cluster before choosing a controlled follow-up. Supplied facts: Candidate errors: bright-light photos1/8; dim-light photos3/6. Images and reference labels are fixed for this audit.</w:t>
+      </w:r>
+    </w:p>
+    <w:p>
+      <w:pPr>
+        <w:spacing w:line="336" w:lineRule="auto" w:after="180"/>
+      </w:pPr>
+      <w:r>
+        <w:rPr>
+          <w:b w:val="0"/>
+        </w:rPr>
+        <w:t xml:space="preserve">All </w:t>
+      </w:r>
+      <w:r>
+        <w:rPr>
+          <w:b/>
+        </w:rPr>
+        <w:t>input</w:t>
+      </w:r>
+      <w:r>
+        <w:rPr>
+          <w:b w:val="0"/>
+        </w:rPr>
+        <w:t>s and outcomes in this worked example are invented classroom data; no real model run is claimed.</w:t>
+      </w:r>
+    </w:p>
+    <w:p>
+      <w:pPr>
+        <w:spacing w:line="336" w:lineRule="auto" w:after="180"/>
+        <w:shd w:fill="F5F1FB"/>
+      </w:pPr>
+      <w:r>
+        <w:rPr>
+          <w:b w:val="0"/>
+        </w:rPr>
+        <w:t>Point to the given fact that matters most. Explain why it matters.</w:t>
+      </w:r>
+    </w:p>
+    <w:p>
+      <w:pPr>
+        <w:pStyle w:val="Heading3"/>
+      </w:pPr>
+      <w:r>
+        <w:t>02. Follow the deciding steps</w:t>
+      </w:r>
+    </w:p>
+    <w:p>
+      <w:r>
+        <w:drawing>
+          <wp:inline xmlns:a="http://schemas.openxmlformats.org/drawingml/2006/main" xmlns:pic="http://schemas.openxmlformats.org/drawingml/2006/picture">
+            <wp:extent cx="5486400" cy="3493008"/>
+            <wp:docPr id="24" name="Picture 24" descr="Compute slice errors: Bright: 12.5%; dim: 50%. Total errors4/14, about28.6%. → Inspect dim failures: Check blur, lighting and label uncertainty instead of assuming lighting caused every error. → Plan controlled pair: Photograph the same approved toy scene in bright and dim conditions; hold device and framing fixed."/>
+            <wp:cNvGraphicFramePr>
+              <a:graphicFrameLocks noChangeAspect="1"/>
+            </wp:cNvGraphicFramePr>
+            <a:graphic>
+              <a:graphicData uri="http://schemas.openxmlformats.org/drawingml/2006/picture">
+                <pic:pic>
+                  <pic:nvPicPr>
+                    <pic:cNvPr id="0" name="academy-story-ai-4-18-02.png"/>
+                    <pic:cNvPicPr/>
+                  </pic:nvPicPr>
+                  <pic:blipFill>
+                    <a:blip r:embed="rId31"/>
+                    <a:stretch>
+                      <a:fillRect/>
+                    </a:stretch>
+                  </pic:blipFill>
+                  <pic:spPr>
+                    <a:xfrm>
+                      <a:off x="0" y="0"/>
+                      <a:ext cx="5486400" cy="3493008"/>
+                    </a:xfrm>
+                    <a:prstGeom prst="rect"/>
+                  </pic:spPr>
+                </pic:pic>
+              </a:graphicData>
+            </a:graphic>
+          </wp:inline>
+        </w:drawing>
+      </w:r>
+    </w:p>
+    <w:p>
+      <w:pPr>
+        <w:spacing w:line="336" w:lineRule="auto" w:after="180"/>
+      </w:pPr>
+      <w:r>
+        <w:rPr>
+          <w:b w:val="0"/>
+        </w:rPr>
+        <w:t>Compute slice errors: Bright: 12.5%; dim: 50%.</w:t>
+      </w:r>
+    </w:p>
+    <w:p>
+      <w:pPr>
+        <w:spacing w:line="336" w:lineRule="auto" w:after="180"/>
+      </w:pPr>
+      <w:r>
+        <w:rPr>
+          <w:b w:val="0"/>
+        </w:rPr>
+        <w:t>Total errors4/14, about28.6%. → Inspect dim failures: Check blur, lighting and label uncertainty instead of assuming lighting caused every error. → Plan controlled pair: Photograph the same approved toy scene in bright and dim conditions; hold device and framing fixed.</w:t>
+      </w:r>
+    </w:p>
+    <w:p>
+      <w:pPr>
+        <w:spacing w:line="336" w:lineRule="auto" w:after="180"/>
+        <w:shd w:fill="F5F1FB"/>
+      </w:pPr>
+      <w:r>
+        <w:rPr>
+          <w:b w:val="0"/>
+        </w:rPr>
+        <w:t xml:space="preserve">Point to each numbered stage and explain which recorded </w:t>
+      </w:r>
+      <w:r>
+        <w:rPr>
+          <w:b/>
+        </w:rPr>
+        <w:t>input</w:t>
+      </w:r>
+      <w:r>
+        <w:rPr>
+          <w:b w:val="0"/>
+        </w:rPr>
+        <w:t xml:space="preserve"> it uses.</w:t>
+      </w:r>
+    </w:p>
+    <w:p>
+      <w:pPr>
+        <w:pStyle w:val="Heading3"/>
+      </w:pPr>
+      <w:r>
+        <w:t>03. Errors per 100 photos in each lighting slice</w:t>
+      </w:r>
+    </w:p>
+    <w:p>
+      <w:r>
+        <w:drawing>
+          <wp:inline xmlns:a="http://schemas.openxmlformats.org/drawingml/2006/main" xmlns:pic="http://schemas.openxmlformats.org/drawingml/2006/picture">
+            <wp:extent cx="5486400" cy="2834640"/>
+            <wp:docPr id="25" name="Picture 25" descr="Errors per 100 photos in each lighting slice. Units: percent. bright: 12.5. dim: 50."/>
+            <wp:cNvGraphicFramePr>
+              <a:graphicFrameLocks noChangeAspect="1"/>
+            </wp:cNvGraphicFramePr>
+            <a:graphic>
+              <a:graphicData uri="http://schemas.openxmlformats.org/drawingml/2006/picture">
+                <pic:pic>
+                  <pic:nvPicPr>
+                    <pic:cNvPr id="0" name="academy-story-ai-4-18-03.png"/>
+                    <pic:cNvPicPr/>
+                  </pic:nvPicPr>
+                  <pic:blipFill>
+                    <a:blip r:embed="rId32"/>
+                    <a:stretch>
+                      <a:fillRect/>
+                    </a:stretch>
+                  </pic:blipFill>
+                  <pic:spPr>
+                    <a:xfrm>
+                      <a:off x="0" y="0"/>
+                      <a:ext cx="5486400" cy="2834640"/>
+                    </a:xfrm>
+                    <a:prstGeom prst="rect"/>
+                  </pic:spPr>
+                </pic:pic>
+              </a:graphicData>
+            </a:graphic>
+          </wp:inline>
+        </w:drawing>
+      </w:r>
+    </w:p>
+    <w:p>
+      <w:pPr>
+        <w:spacing w:line="336" w:lineRule="auto" w:after="180"/>
+      </w:pPr>
+      <w:r>
+        <w:rPr>
+          <w:b w:val="0"/>
+        </w:rPr>
+        <w:t>Errors per 100 photos in each lighting slice. Units: percent. bright: 12.5. dim: 50.</w:t>
+      </w:r>
+    </w:p>
+    <w:p>
+      <w:pPr>
+        <w:spacing w:line="336" w:lineRule="auto" w:after="180"/>
+        <w:shd w:fill="F5F1FB"/>
+      </w:pPr>
+      <w:r>
+        <w:rPr>
+          <w:b w:val="0"/>
+        </w:rPr>
+        <w:t>Read the labels and values. Explain the relationship the model shows.</w:t>
+      </w:r>
+    </w:p>
+    <w:p>
+      <w:pPr>
+        <w:pStyle w:val="Heading3"/>
+      </w:pPr>
+      <w:r>
+        <w:t>04. Change one thing. Trace what follows.</w:t>
+      </w:r>
+    </w:p>
+    <w:p>
+      <w:r>
+        <w:drawing>
+          <wp:inline xmlns:a="http://schemas.openxmlformats.org/drawingml/2006/main" xmlns:pic="http://schemas.openxmlformats.org/drawingml/2006/picture">
+            <wp:extent cx="5486400" cy="3041904"/>
+            <wp:docPr id="26" name="Picture 26" descr="Original case: Photograph the same approved toy scene in bright and dim conditions; hold device and framing fixed. Changed condition: Dim errors fall to1/6 in a later same-case replay. Expected result: The replay’s dim error rate is 16.7%; it is development evidence if those cases guided the revision. Reason: Observed improvement on reused cases is not an untouched final generalisation test."/>
+            <wp:cNvGraphicFramePr>
+              <a:graphicFrameLocks noChangeAspect="1"/>
+            </wp:cNvGraphicFramePr>
+            <a:graphic>
+              <a:graphicData uri="http://schemas.openxmlformats.org/drawingml/2006/picture">
+                <pic:pic>
+                  <pic:nvPicPr>
+                    <pic:cNvPr id="0" name="academy-story-ai-4-18-04.png"/>
+                    <pic:cNvPicPr/>
+                  </pic:nvPicPr>
+                  <pic:blipFill>
+                    <a:blip r:embed="rId33"/>
+                    <a:stretch>
+                      <a:fillRect/>
+                    </a:stretch>
+                  </pic:blipFill>
+                  <pic:spPr>
+                    <a:xfrm>
+                      <a:off x="0" y="0"/>
+                      <a:ext cx="5486400" cy="3041904"/>
+                    </a:xfrm>
+                    <a:prstGeom prst="rect"/>
+                  </pic:spPr>
+                </pic:pic>
+              </a:graphicData>
+            </a:graphic>
+          </wp:inline>
+        </w:drawing>
+      </w:r>
+    </w:p>
+    <w:p>
+      <w:pPr>
+        <w:spacing w:line="336" w:lineRule="auto" w:after="180"/>
+      </w:pPr>
+      <w:r>
+        <w:rPr>
+          <w:b w:val="0"/>
+        </w:rPr>
+        <w:t>Original case: Photograph the same approved toy scene in bright and dim conditions; hold device and framing fixed. Changed condition: Dim errors fall to1/6 in a later same-case replay.</w:t>
+      </w:r>
+    </w:p>
+    <w:p>
+      <w:pPr>
+        <w:spacing w:line="336" w:lineRule="auto" w:after="180"/>
+      </w:pPr>
+      <w:r>
+        <w:rPr>
+          <w:b w:val="0"/>
+        </w:rPr>
+        <w:t xml:space="preserve">Expected result: The replay’s dim error rate is 16.7%; it is development </w:t>
+      </w:r>
+      <w:r>
+        <w:rPr>
+          <w:b/>
+        </w:rPr>
+        <w:t>evidence</w:t>
+      </w:r>
+      <w:r>
+        <w:rPr>
+          <w:b w:val="0"/>
+        </w:rPr>
+        <w:t xml:space="preserve"> if those cases guided the revision. Reason: Observed improvement on reused cases is not an untouched final generalisation test.</w:t>
+      </w:r>
+    </w:p>
+    <w:p>
+      <w:pPr>
+        <w:spacing w:line="336" w:lineRule="auto" w:after="180"/>
+        <w:shd w:fill="F5F1FB"/>
+      </w:pPr>
+      <w:r>
+        <w:rPr>
+          <w:b w:val="0"/>
+        </w:rPr>
+        <w:t>Predict before checking the worked changed-case result. Name what changed and what the supplied facts allow you to conclude.</w:t>
+      </w:r>
+    </w:p>
+    <w:p>
+      <w:pPr>
+        <w:pStyle w:val="Heading3"/>
+      </w:pPr>
+      <w:r>
+        <w:t>05. Connect the explanation to its limit</w:t>
+      </w:r>
+    </w:p>
+    <w:p>
+      <w:r>
+        <w:drawing>
+          <wp:inline xmlns:a="http://schemas.openxmlformats.org/drawingml/2006/main" xmlns:pic="http://schemas.openxmlformats.org/drawingml/2006/picture">
+            <wp:extent cx="5486400" cy="2834640"/>
+            <wp:docPr id="27" name="Picture 27" descr="Read the picture in order. Photograph the same approved toy scene in bright and dim conditions; hold device and framing fixed. The arrows show which recorded input or intermediate result each decision uses. Explain the deciding step aloud before checking the changed case; pointing to the final answer alone does not show how it follows. Limit: A slice difference suggests investigation; it does not establish a causal lighting explanation by itself."/>
+            <wp:cNvGraphicFramePr>
+              <a:graphicFrameLocks noChangeAspect="1"/>
+            </wp:cNvGraphicFramePr>
+            <a:graphic>
+              <a:graphicData uri="http://schemas.openxmlformats.org/drawingml/2006/picture">
+                <pic:pic>
+                  <pic:nvPicPr>
+                    <pic:cNvPr id="0" name="academy-story-ai-4-18-05.png"/>
+                    <pic:cNvPicPr/>
+                  </pic:nvPicPr>
+                  <pic:blipFill>
+                    <a:blip r:embed="rId34"/>
+                    <a:stretch>
+                      <a:fillRect/>
+                    </a:stretch>
+                  </pic:blipFill>
+                  <pic:spPr>
+                    <a:xfrm>
+                      <a:off x="0" y="0"/>
+                      <a:ext cx="5486400" cy="2834640"/>
+                    </a:xfrm>
+                    <a:prstGeom prst="rect"/>
+                  </pic:spPr>
+                </pic:pic>
+              </a:graphicData>
+            </a:graphic>
+          </wp:inline>
+        </w:drawing>
+      </w:r>
+    </w:p>
+    <w:p>
+      <w:pPr>
+        <w:spacing w:line="336" w:lineRule="auto" w:after="180"/>
+      </w:pPr>
+      <w:r>
+        <w:rPr>
+          <w:b w:val="0"/>
+        </w:rPr>
+        <w:t xml:space="preserve">Read the picture in order. Photograph the same approved toy scene in bright and dim conditions; hold device and framing fixed. The arrows show which recorded </w:t>
+      </w:r>
+      <w:r>
+        <w:rPr>
+          <w:b/>
+        </w:rPr>
+        <w:t>input</w:t>
+      </w:r>
+      <w:r>
+        <w:rPr>
+          <w:b w:val="0"/>
+        </w:rPr>
+        <w:t xml:space="preserve"> or intermediate result each decision uses.</w:t>
+      </w:r>
+    </w:p>
+    <w:p>
+      <w:pPr>
+        <w:spacing w:line="336" w:lineRule="auto" w:after="180"/>
+      </w:pPr>
+      <w:r>
+        <w:rPr>
+          <w:b w:val="0"/>
+        </w:rPr>
+        <w:t>Explain the deciding step aloud before checking the changed case; pointing to the final answer alone does not show how it follows.</w:t>
+      </w:r>
+    </w:p>
+    <w:p>
+      <w:pPr>
+        <w:spacing w:line="336" w:lineRule="auto" w:after="180"/>
+      </w:pPr>
+      <w:r>
+        <w:rPr>
+          <w:b w:val="0"/>
+        </w:rPr>
+        <w:t>Limit: A slice difference suggests investigation; it does not establish a causal lighting explanation by itself.</w:t>
+      </w:r>
+    </w:p>
+    <w:p>
+      <w:pPr>
+        <w:spacing w:line="336" w:lineRule="auto" w:after="180"/>
+        <w:shd w:fill="F5F1FB"/>
+      </w:pPr>
+      <w:r>
+        <w:rPr>
+          <w:b w:val="0"/>
+        </w:rPr>
+        <w:t>Explain the case, then point to a limit on the claim.</w:t>
+      </w:r>
+    </w:p>
+    <w:p>
+      <w:pPr>
+        <w:pStyle w:val="Heading3"/>
+      </w:pPr>
+      <w:r>
+        <w:t>06. Make the idea visible in your project</w:t>
+      </w:r>
+    </w:p>
+    <w:p>
+      <w:r>
+        <w:drawing>
+          <wp:inline xmlns:a="http://schemas.openxmlformats.org/drawingml/2006/main" xmlns:pic="http://schemas.openxmlformats.org/drawingml/2006/picture">
+            <wp:extent cx="5486400" cy="3681984"/>
+            <wp:docPr id="28" name="Picture 28" descr="For your Responsible Plant Classifier, save the input, procedure, observed result and limitation of this check. Label this worked example as practice; use a different, previously unreviewed case when checking independent understanding. Draw your input, deciding step, result and limit. Supported question: What evidence would support the claim that a change helps fresh dim-light images? Point to the relevant step in the picture, then write the changed result and the rule or evidence that supports it."/>
+            <wp:cNvGraphicFramePr>
+              <a:graphicFrameLocks noChangeAspect="1"/>
+            </wp:cNvGraphicFramePr>
+            <a:graphic>
+              <a:graphicData uri="http://schemas.openxmlformats.org/drawingml/2006/picture">
+                <pic:pic>
+                  <pic:nvPicPr>
+                    <pic:cNvPr id="0" name="academy-story-ai-4-18-06.png"/>
+                    <pic:cNvPicPr/>
+                  </pic:nvPicPr>
+                  <pic:blipFill>
+                    <a:blip r:embed="rId35"/>
+                    <a:stretch>
+                      <a:fillRect/>
+                    </a:stretch>
+                  </pic:blipFill>
+                  <pic:spPr>
+                    <a:xfrm>
+                      <a:off x="0" y="0"/>
+                      <a:ext cx="5486400" cy="3681984"/>
+                    </a:xfrm>
+                    <a:prstGeom prst="rect"/>
+                  </pic:spPr>
+                </pic:pic>
+              </a:graphicData>
+            </a:graphic>
+          </wp:inline>
+        </w:drawing>
+      </w:r>
+    </w:p>
+    <w:p>
+      <w:pPr>
+        <w:spacing w:line="336" w:lineRule="auto" w:after="180"/>
+      </w:pPr>
+      <w:r>
+        <w:rPr>
+          <w:b w:val="0"/>
+        </w:rPr>
+        <w:t xml:space="preserve">For your Responsible Plant Classifier, save the </w:t>
+      </w:r>
+      <w:r>
+        <w:rPr>
+          <w:b/>
+        </w:rPr>
+        <w:t>input</w:t>
+      </w:r>
+      <w:r>
+        <w:rPr>
+          <w:b w:val="0"/>
+        </w:rPr>
+        <w:t>, procedure, observed result and limitation of this check.</w:t>
+      </w:r>
+    </w:p>
+    <w:p>
+      <w:pPr>
+        <w:spacing w:line="336" w:lineRule="auto" w:after="180"/>
+      </w:pPr>
+      <w:r>
+        <w:rPr>
+          <w:b w:val="0"/>
+        </w:rPr>
+        <w:t xml:space="preserve">Label this worked example as practice; use a different, previously unreviewed case when checking independent understanding. Draw your </w:t>
+      </w:r>
+      <w:r>
+        <w:rPr>
+          <w:b/>
+        </w:rPr>
+        <w:t>input</w:t>
+      </w:r>
+      <w:r>
+        <w:rPr>
+          <w:b w:val="0"/>
+        </w:rPr>
+        <w:t>, deciding step, result and limit.</w:t>
+      </w:r>
+    </w:p>
+    <w:p>
+      <w:pPr>
+        <w:spacing w:line="336" w:lineRule="auto" w:after="180"/>
+      </w:pPr>
+      <w:r>
+        <w:rPr>
+          <w:b w:val="0"/>
+        </w:rPr>
+        <w:t xml:space="preserve">Supported question: What </w:t>
+      </w:r>
+      <w:r>
+        <w:rPr>
+          <w:b/>
+        </w:rPr>
+        <w:t>evidence</w:t>
+      </w:r>
+      <w:r>
+        <w:rPr>
+          <w:b w:val="0"/>
+        </w:rPr>
+        <w:t xml:space="preserve"> would support the claim that a change helps fresh dim-light images? Point to the relevant step in the picture, then write the changed result and the rule or </w:t>
+      </w:r>
+      <w:r>
+        <w:rPr>
+          <w:b/>
+        </w:rPr>
+        <w:t>evidence</w:t>
+      </w:r>
+      <w:r>
+        <w:rPr>
+          <w:b w:val="0"/>
+        </w:rPr>
+        <w:t xml:space="preserve"> that supports it.</w:t>
+      </w:r>
+    </w:p>
+    <w:p>
+      <w:pPr>
+        <w:spacing w:line="336" w:lineRule="auto" w:after="180"/>
+        <w:shd w:fill="F5F1FB"/>
+      </w:pPr>
+      <w:r>
+        <w:rPr>
+          <w:b w:val="0"/>
+        </w:rPr>
+        <w:t xml:space="preserve">Draw your project trace and justify the deciding step using </w:t>
+      </w:r>
+      <w:r>
+        <w:rPr>
+          <w:b/>
+        </w:rPr>
+        <w:t>evidence</w:t>
+      </w:r>
+      <w:r>
+        <w:rPr>
+          <w:b w:val="0"/>
+        </w:rPr>
+        <w:t>.</w:t>
       </w:r>
     </w:p>
     <w:sectPr>
